--- a/.pnpm-store/v11/projects/098bbb5015efdcf4ada67516778a1a11/src/modules/donator/templates/donator-registration-template.docx
+++ b/.pnpm-store/v11/projects/098bbb5015efdcf4ada67516778a1a11/src/modules/donator/templates/donator-registration-template.docx
@@ -14,7 +14,7 @@
         <w:jc w:val="center"/>
       </w:pPr>
       <w:r>
-        <w:object w:dxaOrig="5854" w:dyaOrig="3111" w14:anchorId="56D75003">
+        <w:pict w14:anchorId="56D75003">
           <v:shapetype id="_x0000_t75" coordsize="21600,21600" o:spt="75" o:preferrelative="t" path="m@4@5l@4@11@9@11@9@5xe" filled="f" stroked="f">
             <v:stroke joinstyle="miter"/>
             <v:formulas>
@@ -34,12 +34,11 @@
             <v:path o:extrusionok="f" gradientshapeok="t" o:connecttype="rect"/>
             <o:lock v:ext="edit" aspectratio="t"/>
           </v:shapetype>
-          <v:shape id="_x0000_i1025" type="#_x0000_t75" style="width:99pt;height:39pt" o:ole="" filled="t">
+          <v:shape id="_x0000_i1025" type="#_x0000_t75" style="width:99pt;height:39pt" filled="t">
             <v:fill color2="black"/>
             <v:imagedata r:id="rId5" o:title="" croptop="-21f" cropbottom="-21f" cropleft="-11f" cropright="-11f"/>
           </v:shape>
-          <o:OLEObject Type="Embed" ShapeID="_x0000_i1025" DrawAspect="Content" ObjectID="_1843473839" r:id="rId6"/>
-        </w:object>
+        </w:pict>
       </w:r>
       <w:r>
         <w:t xml:space="preserve">            </w:t>
@@ -121,12 +120,82 @@
           <w:lang w:val="pt-BR"/>
         </w:rPr>
       </w:pPr>
-      <w:r>
-        <w:rPr>
-          <w:lang w:val="pt-BR"/>
-        </w:rPr>
-        <w:t>Data do Cadastramento: _____/_____/_____</w:t>
-      </w:r>
+    </w:p>
+    <w:tbl>
+      <w:tblPr>
+        <w:tblW w:w="0" w:type="auto"/>
+        <w:tblInd w:w="38" w:type="dxa"/>
+        <w:tblBorders>
+          <w:top w:val="single" w:sz="4" w:space="0" w:color="auto"/>
+          <w:left w:val="single" w:sz="4" w:space="0" w:color="auto"/>
+          <w:bottom w:val="single" w:sz="4" w:space="0" w:color="auto"/>
+          <w:right w:val="single" w:sz="4" w:space="0" w:color="auto"/>
+          <w:insideH w:val="single" w:sz="4" w:space="0" w:color="auto"/>
+          <w:insideV w:val="single" w:sz="4" w:space="0" w:color="auto"/>
+        </w:tblBorders>
+        <w:tblLook w:val="04A0" w:firstRow="1" w:lastRow="0" w:firstColumn="1" w:lastColumn="0" w:noHBand="0" w:noVBand="1"/>
+      </w:tblPr>
+      <w:tblGrid>
+        <w:gridCol w:w="10912"/>
+      </w:tblGrid>
+      <w:tr>
+        <w:tc>
+          <w:tcPr>
+            <w:tcW w:w="10912" w:type="dxa"/>
+          </w:tcPr>
+          <w:p>
+            <w:pPr>
+              <w:tabs>
+                <w:tab w:val="right" w:pos="10773"/>
+              </w:tabs>
+              <w:rPr>
+                <w:lang w:val="pt-BR"/>
+              </w:rPr>
+            </w:pPr>
+            <w:r>
+              <w:rPr>
+                <w:lang w:val="pt-BR"/>
+              </w:rPr>
+              <w:t>Data do Cadastramento:</w:t>
+            </w:r>
+            <w:r>
+              <w:rPr>
+                <w:rFonts w:ascii="Consolas" w:hAnsi="Consolas"/>
+                <w:color w:val="F8F8F2"/>
+                <w:sz w:val="21"/>
+                <w:szCs w:val="21"/>
+                <w:lang w:val="pt-BR" w:eastAsia="pt-BR"/>
+              </w:rPr>
+              <w:t xml:space="preserve"> </w:t>
+            </w:r>
+            <w:r>
+              <w:rPr>
+                <w:lang w:val="pt-BR"/>
+              </w:rPr>
+              <w:t>{</w:t>
+            </w:r>
+            <w:r>
+              <w:rPr>
+                <w:lang w:val="pt-BR"/>
+              </w:rPr>
+              <w:t>registeredAt</w:t>
+            </w:r>
+            <w:r>
+              <w:rPr>
+                <w:lang w:val="pt-BR"/>
+              </w:rPr>
+              <w:t>}</w:t>
+            </w:r>
+          </w:p>
+        </w:tc>
+      </w:tr>
+    </w:tbl>
+    <w:p>
+      <w:pPr>
+        <w:rPr>
+          <w:vanish/>
+        </w:rPr>
+      </w:pPr>
     </w:p>
     <w:tbl>
       <w:tblPr>
@@ -160,33 +229,7 @@
               <w:rPr>
                 <w:lang w:val="pt-BR"/>
               </w:rPr>
-              <w:t>Nome:</w:t>
-            </w:r>
-            <w:r>
-              <w:rPr>
-                <w:lang w:val="pt-BR"/>
-              </w:rPr>
-              <w:t xml:space="preserve"> </w:t>
-            </w:r>
-            <w:r>
-              <w:rPr>
-                <w:lang w:val="pt-BR"/>
-              </w:rPr>
-              <w:t>{</w:t>
-            </w:r>
-            <w:proofErr w:type="spellStart"/>
-            <w:r>
-              <w:rPr>
-                <w:lang w:val="pt-BR"/>
-              </w:rPr>
-              <w:t>name</w:t>
-            </w:r>
-            <w:proofErr w:type="spellEnd"/>
-            <w:r>
-              <w:rPr>
-                <w:lang w:val="pt-BR"/>
-              </w:rPr>
-              <w:t>}</w:t>
+              <w:t>Nome: {name}</w:t>
             </w:r>
           </w:p>
         </w:tc>
@@ -207,35 +250,7 @@
               <w:rPr>
                 <w:lang w:val="pt-BR"/>
               </w:rPr>
-              <w:t xml:space="preserve">Data </w:t>
-            </w:r>
-            <w:proofErr w:type="spellStart"/>
-            <w:r>
-              <w:rPr>
-                <w:lang w:val="pt-BR"/>
-              </w:rPr>
-              <w:t>Nasc</w:t>
-            </w:r>
-            <w:proofErr w:type="spellEnd"/>
-            <w:r>
-              <w:rPr>
-                <w:lang w:val="pt-BR"/>
-              </w:rPr>
-              <w:t>.: {</w:t>
-            </w:r>
-            <w:proofErr w:type="spellStart"/>
-            <w:r>
-              <w:rPr>
-                <w:lang w:val="pt-BR"/>
-              </w:rPr>
-              <w:t>birthDate</w:t>
-            </w:r>
-            <w:proofErr w:type="spellEnd"/>
-            <w:r>
-              <w:rPr>
-                <w:lang w:val="pt-BR"/>
-              </w:rPr>
-              <w:t>}</w:t>
+              <w:t>Data Nasc.: {birthDate}</w:t>
             </w:r>
           </w:p>
         </w:tc>
@@ -243,7 +258,6 @@
       <w:tr>
         <w:tblPrEx>
           <w:jc w:val="left"/>
-          <w:tblInd w:w="38" w:type="dxa"/>
         </w:tblPrEx>
         <w:tc>
           <w:tcPr>
@@ -261,33 +275,7 @@
               <w:rPr>
                 <w:lang w:val="pt-BR"/>
               </w:rPr>
-              <w:t>Nome do Bebê:</w:t>
-            </w:r>
-            <w:r>
-              <w:rPr>
-                <w:lang w:val="pt-BR"/>
-              </w:rPr>
-              <w:t xml:space="preserve"> </w:t>
-            </w:r>
-            <w:r>
-              <w:rPr>
-                <w:lang w:val="pt-BR"/>
-              </w:rPr>
-              <w:t>{</w:t>
-            </w:r>
-            <w:proofErr w:type="spellStart"/>
-            <w:r>
-              <w:rPr>
-                <w:lang w:val="pt-BR"/>
-              </w:rPr>
-              <w:t>babyName</w:t>
-            </w:r>
-            <w:proofErr w:type="spellEnd"/>
-            <w:r>
-              <w:rPr>
-                <w:lang w:val="pt-BR"/>
-              </w:rPr>
-              <w:t>}</w:t>
+              <w:t>Nome do Bebê: {babyName}</w:t>
             </w:r>
           </w:p>
         </w:tc>
@@ -295,7 +283,6 @@
       <w:tr>
         <w:tblPrEx>
           <w:jc w:val="left"/>
-          <w:tblInd w:w="38" w:type="dxa"/>
         </w:tblPrEx>
         <w:tc>
           <w:tcPr>
@@ -312,33 +299,7 @@
               <w:rPr>
                 <w:lang w:val="pt-BR"/>
               </w:rPr>
-              <w:t>Naturalidade:</w:t>
-            </w:r>
-            <w:r>
-              <w:rPr>
-                <w:lang w:val="pt-BR"/>
-              </w:rPr>
-              <w:t xml:space="preserve"> </w:t>
-            </w:r>
-            <w:r>
-              <w:rPr>
-                <w:lang w:val="pt-BR"/>
-              </w:rPr>
-              <w:t>{</w:t>
-            </w:r>
-            <w:proofErr w:type="spellStart"/>
-            <w:r>
-              <w:rPr>
-                <w:lang w:val="pt-BR"/>
-              </w:rPr>
-              <w:t>naturality</w:t>
-            </w:r>
-            <w:proofErr w:type="spellEnd"/>
-            <w:r>
-              <w:rPr>
-                <w:lang w:val="pt-BR"/>
-              </w:rPr>
-              <w:t>}</w:t>
+              <w:t>Naturalidade: {naturality}</w:t>
             </w:r>
           </w:p>
         </w:tc>
@@ -356,33 +317,7 @@
               <w:rPr>
                 <w:lang w:val="pt-BR"/>
               </w:rPr>
-              <w:t>Profissão:</w:t>
-            </w:r>
-            <w:r>
-              <w:rPr>
-                <w:lang w:val="pt-BR"/>
-              </w:rPr>
-              <w:t xml:space="preserve"> </w:t>
-            </w:r>
-            <w:r>
-              <w:rPr>
-                <w:lang w:val="pt-BR"/>
-              </w:rPr>
-              <w:t>{</w:t>
-            </w:r>
-            <w:proofErr w:type="spellStart"/>
-            <w:r>
-              <w:rPr>
-                <w:lang w:val="pt-BR"/>
-              </w:rPr>
-              <w:t>profession</w:t>
-            </w:r>
-            <w:proofErr w:type="spellEnd"/>
-            <w:r>
-              <w:rPr>
-                <w:lang w:val="pt-BR"/>
-              </w:rPr>
-              <w:t>}</w:t>
+              <w:t>Profissão: {profession}</w:t>
             </w:r>
           </w:p>
         </w:tc>
@@ -418,21 +353,7 @@
               <w:rPr>
                 <w:lang w:val="pt-BR"/>
               </w:rPr>
-              <w:t>{</w:t>
-            </w:r>
-            <w:proofErr w:type="spellStart"/>
-            <w:r>
-              <w:rPr>
-                <w:lang w:val="pt-BR"/>
-              </w:rPr>
-              <w:t>maritalStatus</w:t>
-            </w:r>
-            <w:proofErr w:type="spellEnd"/>
-            <w:r>
-              <w:rPr>
-                <w:lang w:val="pt-BR"/>
-              </w:rPr>
-              <w:t>}</w:t>
+              <w:t>{maritalStatus}</w:t>
             </w:r>
           </w:p>
         </w:tc>
@@ -440,1010 +361,915 @@
     </w:tbl>
     <w:p>
       <w:pPr>
+        <w:rPr>
+          <w:vanish/>
+        </w:rPr>
+      </w:pPr>
+    </w:p>
+    <w:tbl>
+      <w:tblPr>
+        <w:tblW w:w="0" w:type="auto"/>
+        <w:tblInd w:w="38" w:type="dxa"/>
+        <w:tblBorders>
+          <w:top w:val="single" w:sz="4" w:space="0" w:color="auto"/>
+          <w:left w:val="single" w:sz="4" w:space="0" w:color="auto"/>
+          <w:bottom w:val="single" w:sz="4" w:space="0" w:color="auto"/>
+          <w:right w:val="single" w:sz="4" w:space="0" w:color="auto"/>
+          <w:insideH w:val="single" w:sz="4" w:space="0" w:color="auto"/>
+          <w:insideV w:val="single" w:sz="4" w:space="0" w:color="auto"/>
+        </w:tblBorders>
+        <w:tblLook w:val="04A0" w:firstRow="1" w:lastRow="0" w:firstColumn="1" w:lastColumn="0" w:noHBand="0" w:noVBand="1"/>
+      </w:tblPr>
+      <w:tblGrid>
+        <w:gridCol w:w="3331"/>
+        <w:gridCol w:w="2125"/>
+        <w:gridCol w:w="851"/>
+        <w:gridCol w:w="1134"/>
+        <w:gridCol w:w="3471"/>
+      </w:tblGrid>
+      <w:tr>
+        <w:tc>
+          <w:tcPr>
+            <w:tcW w:w="10912" w:type="dxa"/>
+            <w:gridSpan w:val="5"/>
+          </w:tcPr>
+          <w:p>
+            <w:pPr>
+              <w:tabs>
+                <w:tab w:val="left" w:pos="2976"/>
+              </w:tabs>
+              <w:spacing w:line="360" w:lineRule="auto"/>
+              <w:rPr>
+                <w:lang w:val="pt-BR"/>
+              </w:rPr>
+            </w:pPr>
+            <w:r>
+              <w:rPr>
+                <w:lang w:val="pt-BR"/>
+              </w:rPr>
+              <w:t>Endereço:</w:t>
+            </w:r>
+            <w:r>
+              <w:rPr>
+                <w:lang w:val="pt-BR"/>
+              </w:rPr>
+              <w:t xml:space="preserve"> </w:t>
+            </w:r>
+            <w:r>
+              <w:rPr>
+                <w:lang w:val="pt-BR"/>
+              </w:rPr>
+              <w:t>{address}</w:t>
+            </w:r>
+          </w:p>
+        </w:tc>
+      </w:tr>
+      <w:tr>
+        <w:tc>
+          <w:tcPr>
+            <w:tcW w:w="3331" w:type="dxa"/>
+          </w:tcPr>
+          <w:p>
+            <w:pPr>
+              <w:tabs>
+                <w:tab w:val="left" w:pos="2976"/>
+              </w:tabs>
+              <w:spacing w:line="360" w:lineRule="auto"/>
+              <w:rPr>
+                <w:lang w:val="pt-BR"/>
+              </w:rPr>
+            </w:pPr>
+            <w:r>
+              <w:rPr>
+                <w:lang w:val="pt-BR"/>
+              </w:rPr>
+              <w:t>Bairro</w:t>
+            </w:r>
+            <w:r>
+              <w:rPr>
+                <w:lang w:val="pt-BR"/>
+              </w:rPr>
+              <w:t>:</w:t>
+            </w:r>
+          </w:p>
+        </w:tc>
+        <w:tc>
+          <w:tcPr>
+            <w:tcW w:w="7581" w:type="dxa"/>
+            <w:gridSpan w:val="4"/>
+          </w:tcPr>
+          <w:p>
+            <w:pPr>
+              <w:tabs>
+                <w:tab w:val="left" w:pos="2976"/>
+              </w:tabs>
+              <w:spacing w:line="360" w:lineRule="auto"/>
+              <w:rPr>
+                <w:lang w:val="pt-BR"/>
+              </w:rPr>
+            </w:pPr>
+            <w:r>
+              <w:rPr>
+                <w:lang w:val="pt-BR"/>
+              </w:rPr>
+              <w:t>Po</w:t>
+            </w:r>
+            <w:r>
+              <w:t>nto Ref.:</w:t>
+            </w:r>
+          </w:p>
+        </w:tc>
+      </w:tr>
+      <w:tr>
+        <w:tc>
+          <w:tcPr>
+            <w:tcW w:w="3331" w:type="dxa"/>
+          </w:tcPr>
+          <w:p>
+            <w:pPr>
+              <w:tabs>
+                <w:tab w:val="left" w:pos="2976"/>
+              </w:tabs>
+              <w:spacing w:line="360" w:lineRule="auto"/>
+              <w:rPr>
+                <w:lang w:val="pt-BR"/>
+              </w:rPr>
+            </w:pPr>
+            <w:r>
+              <w:t>Cidade:</w:t>
+            </w:r>
+          </w:p>
+        </w:tc>
+        <w:tc>
+          <w:tcPr>
+            <w:tcW w:w="4110" w:type="dxa"/>
+            <w:gridSpan w:val="3"/>
+          </w:tcPr>
+          <w:p>
+            <w:pPr>
+              <w:tabs>
+                <w:tab w:val="left" w:pos="2976"/>
+              </w:tabs>
+              <w:spacing w:line="360" w:lineRule="auto"/>
+              <w:rPr>
+                <w:lang w:val="pt-BR"/>
+              </w:rPr>
+            </w:pPr>
+            <w:r>
+              <w:t>Estado:</w:t>
+            </w:r>
+          </w:p>
+        </w:tc>
+        <w:tc>
+          <w:tcPr>
+            <w:tcW w:w="3471" w:type="dxa"/>
+          </w:tcPr>
+          <w:p>
+            <w:pPr>
+              <w:tabs>
+                <w:tab w:val="left" w:pos="2976"/>
+              </w:tabs>
+              <w:spacing w:line="360" w:lineRule="auto"/>
+              <w:rPr>
+                <w:lang w:val="pt-BR"/>
+              </w:rPr>
+            </w:pPr>
+            <w:r>
+              <w:t>Telefone:</w:t>
+            </w:r>
+          </w:p>
+        </w:tc>
+      </w:tr>
+      <w:tr>
+        <w:tc>
+          <w:tcPr>
+            <w:tcW w:w="5456" w:type="dxa"/>
+            <w:gridSpan w:val="2"/>
+          </w:tcPr>
+          <w:p>
+            <w:pPr>
+              <w:tabs>
+                <w:tab w:val="left" w:pos="2976"/>
+              </w:tabs>
+              <w:spacing w:line="360" w:lineRule="auto"/>
+              <w:rPr>
+                <w:lang w:val="pt-BR"/>
+              </w:rPr>
+            </w:pPr>
+            <w:r>
+              <w:t>Coleta Domiciliar? (</w:t>
+            </w:r>
+            <w:r>
+              <w:rPr>
+                <w:lang w:val="pt-BR"/>
+              </w:rPr>
+              <w:t>{homeCollectionYes}</w:t>
+            </w:r>
+            <w:r>
+              <w:t>) Sim</w:t>
+            </w:r>
+            <w:r>
+              <w:t xml:space="preserve"> </w:t>
+            </w:r>
+            <w:r>
+              <w:t>(</w:t>
+            </w:r>
+            <w:r>
+              <w:rPr>
+                <w:lang w:val="pt-BR"/>
+              </w:rPr>
+              <w:t>{homeCollectionNo}</w:t>
+            </w:r>
+            <w:r>
+              <w:t>) Não</w:t>
+            </w:r>
+          </w:p>
+        </w:tc>
+        <w:tc>
+          <w:tcPr>
+            <w:tcW w:w="5456" w:type="dxa"/>
+            <w:gridSpan w:val="3"/>
+          </w:tcPr>
+          <w:p>
+            <w:pPr>
+              <w:spacing w:line="360" w:lineRule="auto"/>
+              <w:rPr>
+                <w:lang w:val="pt-BR"/>
+              </w:rPr>
+            </w:pPr>
+            <w:r>
+              <w:t>Doadora Exclusiva? (</w:t>
+            </w:r>
+            <w:r>
+              <w:rPr>
+                <w:lang w:val="pt-BR"/>
+              </w:rPr>
+              <w:t>{exclusiveDonatorYes}</w:t>
+            </w:r>
+            <w:r>
+              <w:t>) Sim  (</w:t>
+            </w:r>
+            <w:r>
+              <w:rPr>
+                <w:lang w:val="pt-BR"/>
+              </w:rPr>
+              <w:t>{exclusiveDonatorNo}</w:t>
+            </w:r>
+            <w:r>
+              <w:t>) Não</w:t>
+            </w:r>
+          </w:p>
+        </w:tc>
+      </w:tr>
+      <w:tr>
+        <w:tc>
+          <w:tcPr>
+            <w:tcW w:w="6307" w:type="dxa"/>
+            <w:gridSpan w:val="3"/>
+          </w:tcPr>
+          <w:p>
+            <w:pPr>
+              <w:spacing w:line="360" w:lineRule="auto"/>
+              <w:rPr>
+                <w:lang w:val="pt-BR"/>
+              </w:rPr>
+            </w:pPr>
+            <w:r>
+              <w:rPr>
+                <w:lang w:val="pt-BR"/>
+              </w:rPr>
+              <w:t>Receptor: ({receptorUtin})UTIN</w:t>
+            </w:r>
+            <w:r>
+              <w:rPr>
+                <w:lang w:val="pt-BR"/>
+              </w:rPr>
+              <w:t xml:space="preserve">  </w:t>
+            </w:r>
+            <w:r>
+              <w:rPr>
+                <w:lang w:val="pt-BR"/>
+              </w:rPr>
+              <w:t>({receptorUcinco})UCINCO</w:t>
+            </w:r>
+            <w:r>
+              <w:rPr>
+                <w:lang w:val="pt-BR"/>
+              </w:rPr>
+              <w:t xml:space="preserve">  </w:t>
+            </w:r>
+            <w:r>
+              <w:rPr>
+                <w:lang w:val="pt-BR"/>
+              </w:rPr>
+              <w:t xml:space="preserve">({receptorCristoRei})Cristo Rei       </w:t>
+            </w:r>
+          </w:p>
+        </w:tc>
+        <w:tc>
+          <w:tcPr>
+            <w:tcW w:w="4605" w:type="dxa"/>
+            <w:gridSpan w:val="2"/>
+          </w:tcPr>
+          <w:p>
+            <w:pPr>
+              <w:spacing w:line="360" w:lineRule="auto"/>
+              <w:rPr>
+                <w:lang w:val="pt-BR"/>
+              </w:rPr>
+            </w:pPr>
+            <w:r>
+              <w:rPr>
+                <w:lang w:val="pt-BR"/>
+              </w:rPr>
+              <w:t>Outros</w:t>
+            </w:r>
+            <w:r>
+              <w:rPr>
+                <w:lang w:val="pt-BR"/>
+              </w:rPr>
+              <w:t xml:space="preserve">: </w:t>
+            </w:r>
+            <w:r>
+              <w:rPr>
+                <w:lang w:val="pt-BR"/>
+              </w:rPr>
+              <w:t>{receptorOther}</w:t>
+            </w:r>
+          </w:p>
+        </w:tc>
+      </w:tr>
+      <w:tr>
+        <w:tc>
+          <w:tcPr>
+            <w:tcW w:w="5456" w:type="dxa"/>
+            <w:gridSpan w:val="2"/>
+          </w:tcPr>
+          <w:p>
+            <w:pPr>
+              <w:spacing w:line="360" w:lineRule="auto"/>
+              <w:rPr>
+                <w:lang w:val="pt-BR"/>
+              </w:rPr>
+            </w:pPr>
+            <w:r>
+              <w:t>Onde foi orientada a ser doadora? (</w:t>
+            </w:r>
+            <w:r>
+              <w:rPr>
+                <w:lang w:val="pt-BR"/>
+              </w:rPr>
+              <w:t>{guidanceHmdr}</w:t>
+            </w:r>
+            <w:r>
+              <w:t>) HMDR</w:t>
+            </w:r>
+            <w:r>
+              <w:t xml:space="preserve">    </w:t>
+            </w:r>
+            <w:r>
+              <w:t>(</w:t>
+            </w:r>
+            <w:r>
+              <w:rPr>
+                <w:lang w:val="pt-BR"/>
+              </w:rPr>
+              <w:t>{guidanceUsf}</w:t>
+            </w:r>
+            <w:r>
+              <w:t>) USF</w:t>
+            </w:r>
+            <w:r>
+              <w:t xml:space="preserve">    </w:t>
+            </w:r>
+            <w:r>
+              <w:t>(</w:t>
+            </w:r>
+            <w:r>
+              <w:rPr>
+                <w:lang w:val="pt-BR"/>
+              </w:rPr>
+              <w:t>{guidanceMedia}</w:t>
+            </w:r>
+            <w:r>
+              <w:t>) Mídia</w:t>
+            </w:r>
+          </w:p>
+        </w:tc>
+        <w:tc>
+          <w:tcPr>
+            <w:tcW w:w="5456" w:type="dxa"/>
+            <w:gridSpan w:val="3"/>
+          </w:tcPr>
+          <w:p>
+            <w:pPr>
+              <w:spacing w:line="360" w:lineRule="auto"/>
+              <w:rPr>
+                <w:lang w:val="pt-BR"/>
+              </w:rPr>
+            </w:pPr>
+            <w:r>
+              <w:t>Outros</w:t>
+            </w:r>
+            <w:r>
+              <w:t>:</w:t>
+            </w:r>
+            <w:r>
+              <w:rPr>
+                <w:rFonts w:ascii="Consolas" w:hAnsi="Consolas"/>
+                <w:color w:val="F8F8F2"/>
+                <w:sz w:val="21"/>
+                <w:szCs w:val="21"/>
+                <w:lang w:val="pt-BR" w:eastAsia="pt-BR"/>
+              </w:rPr>
+              <w:t xml:space="preserve"> </w:t>
+            </w:r>
+            <w:r>
+              <w:rPr>
+                <w:lang w:val="pt-BR"/>
+              </w:rPr>
+              <w:t>{guidanceOther}</w:t>
+            </w:r>
+          </w:p>
+        </w:tc>
+      </w:tr>
+    </w:tbl>
+    <w:p>
+      <w:pPr>
         <w:spacing w:line="360" w:lineRule="auto"/>
         <w:rPr>
-          <w:u w:val="single"/>
-          <w:lang w:val="pt-BR"/>
-        </w:rPr>
-      </w:pPr>
-      <w:r>
-        <w:rPr>
-          <w:lang w:val="pt-BR"/>
-        </w:rPr>
-        <w:t xml:space="preserve">Endereço:_________________________________________________________________________________ </w:t>
-      </w:r>
-    </w:p>
-    <w:p>
-      <w:pPr>
-        <w:spacing w:line="360" w:lineRule="auto"/>
-      </w:pPr>
-      <w:r>
-        <w:rPr>
-          <w:lang w:val="pt-BR"/>
-        </w:rPr>
-        <w:t xml:space="preserve">Bairro:______________________ </w:t>
-      </w:r>
-      <w:proofErr w:type="spellStart"/>
-      <w:r>
-        <w:rPr>
-          <w:lang w:val="pt-BR"/>
-        </w:rPr>
-        <w:t>Po</w:t>
-      </w:r>
-      <w:r>
-        <w:t>nto</w:t>
-      </w:r>
-      <w:proofErr w:type="spellEnd"/>
-      <w:r>
-        <w:t xml:space="preserve"> Ref.: ___________________________________________________</w:t>
-      </w:r>
-    </w:p>
-    <w:p>
-      <w:pPr>
-        <w:spacing w:line="360" w:lineRule="auto"/>
-      </w:pPr>
-      <w:proofErr w:type="spellStart"/>
-      <w:proofErr w:type="gramStart"/>
-      <w:r>
-        <w:t>Cidade</w:t>
-      </w:r>
-      <w:proofErr w:type="spellEnd"/>
-      <w:r>
-        <w:t>:_</w:t>
-      </w:r>
-      <w:proofErr w:type="gramEnd"/>
-      <w:r>
-        <w:t xml:space="preserve">________________________________________ </w:t>
-      </w:r>
-      <w:proofErr w:type="gramStart"/>
-      <w:r>
-        <w:t>Estado:_</w:t>
-      </w:r>
-      <w:proofErr w:type="gramEnd"/>
-      <w:r>
-        <w:t xml:space="preserve">______ </w:t>
-      </w:r>
-      <w:proofErr w:type="gramStart"/>
-      <w:r>
-        <w:t>Telefone:_</w:t>
-      </w:r>
-      <w:proofErr w:type="gramEnd"/>
-      <w:r>
-        <w:t>___________________</w:t>
-      </w:r>
-    </w:p>
-    <w:p>
-      <w:pPr>
-        <w:spacing w:line="360" w:lineRule="auto"/>
-        <w:rPr>
-          <w:lang w:val="pt-BR"/>
-        </w:rPr>
-      </w:pPr>
-      <w:r>
-        <w:t xml:space="preserve">Coleta </w:t>
-      </w:r>
-      <w:proofErr w:type="spellStart"/>
-      <w:r>
-        <w:t>Domiciliar</w:t>
-      </w:r>
-      <w:proofErr w:type="spellEnd"/>
-      <w:r>
-        <w:t xml:space="preserve">? </w:t>
-      </w:r>
-      <w:proofErr w:type="gramStart"/>
-      <w:r>
-        <w:t xml:space="preserve">(  </w:t>
-      </w:r>
-      <w:proofErr w:type="gramEnd"/>
-      <w:r>
-        <w:t xml:space="preserve"> ) Sim</w:t>
-      </w:r>
-      <w:proofErr w:type="gramStart"/>
-      <w:r>
-        <w:t xml:space="preserve">   (</w:t>
-      </w:r>
-      <w:proofErr w:type="gramEnd"/>
-      <w:r>
-        <w:t xml:space="preserve"> </w:t>
-      </w:r>
-      <w:proofErr w:type="gramStart"/>
-      <w:r>
-        <w:t xml:space="preserve">  )</w:t>
-      </w:r>
-      <w:proofErr w:type="gramEnd"/>
-      <w:r>
-        <w:t xml:space="preserve"> </w:t>
-      </w:r>
-      <w:proofErr w:type="spellStart"/>
-      <w:r>
-        <w:t>Não</w:t>
-      </w:r>
-      <w:proofErr w:type="spellEnd"/>
-      <w:r>
-        <w:tab/>
-      </w:r>
-      <w:r>
-        <w:tab/>
-      </w:r>
-      <w:r>
-        <w:tab/>
-        <w:t xml:space="preserve">              </w:t>
-      </w:r>
-      <w:proofErr w:type="spellStart"/>
-      <w:r>
-        <w:t>Doadora</w:t>
-      </w:r>
-      <w:proofErr w:type="spellEnd"/>
-      <w:r>
-        <w:t xml:space="preserve"> </w:t>
-      </w:r>
-      <w:proofErr w:type="spellStart"/>
-      <w:r>
-        <w:t>Exclusiva</w:t>
-      </w:r>
-      <w:proofErr w:type="spellEnd"/>
-      <w:r>
-        <w:t xml:space="preserve">? </w:t>
-      </w:r>
-      <w:proofErr w:type="gramStart"/>
-      <w:r>
-        <w:t xml:space="preserve">(  </w:t>
-      </w:r>
-      <w:proofErr w:type="gramEnd"/>
-      <w:r>
-        <w:t xml:space="preserve"> ) </w:t>
-      </w:r>
-      <w:proofErr w:type="gramStart"/>
-      <w:r>
-        <w:t>Sim  (</w:t>
-      </w:r>
-      <w:proofErr w:type="gramEnd"/>
-      <w:r>
-        <w:t xml:space="preserve"> </w:t>
-      </w:r>
-      <w:proofErr w:type="gramStart"/>
-      <w:r>
-        <w:t xml:space="preserve">  )</w:t>
-      </w:r>
-      <w:proofErr w:type="gramEnd"/>
-      <w:r>
-        <w:t xml:space="preserve"> </w:t>
-      </w:r>
-      <w:proofErr w:type="spellStart"/>
-      <w:r>
-        <w:t>Não</w:t>
-      </w:r>
-      <w:proofErr w:type="spellEnd"/>
-    </w:p>
-    <w:p>
-      <w:pPr>
-        <w:spacing w:line="360" w:lineRule="auto"/>
-      </w:pPr>
-      <w:r>
-        <w:rPr>
-          <w:lang w:val="pt-BR"/>
-        </w:rPr>
-        <w:t>Receptor:</w:t>
-      </w:r>
-      <w:proofErr w:type="gramStart"/>
-      <w:r>
-        <w:rPr>
-          <w:lang w:val="pt-BR"/>
-        </w:rPr>
-        <w:t xml:space="preserve">   (</w:t>
-      </w:r>
-      <w:proofErr w:type="gramEnd"/>
-      <w:r>
-        <w:rPr>
-          <w:lang w:val="pt-BR"/>
-        </w:rPr>
-        <w:t xml:space="preserve">  </w:t>
-      </w:r>
-      <w:proofErr w:type="gramStart"/>
-      <w:r>
-        <w:rPr>
-          <w:lang w:val="pt-BR"/>
-        </w:rPr>
-        <w:t xml:space="preserve">  )UTIN</w:t>
-      </w:r>
-      <w:proofErr w:type="gramEnd"/>
-      <w:r>
-        <w:rPr>
-          <w:lang w:val="pt-BR"/>
-        </w:rPr>
-        <w:t xml:space="preserve">       </w:t>
-      </w:r>
-      <w:proofErr w:type="gramStart"/>
-      <w:r>
-        <w:rPr>
-          <w:lang w:val="pt-BR"/>
-        </w:rPr>
-        <w:t xml:space="preserve">   (</w:t>
-      </w:r>
-      <w:proofErr w:type="gramEnd"/>
-      <w:r>
-        <w:rPr>
-          <w:lang w:val="pt-BR"/>
-        </w:rPr>
-        <w:t xml:space="preserve">  </w:t>
-      </w:r>
-      <w:proofErr w:type="gramStart"/>
-      <w:r>
-        <w:rPr>
-          <w:lang w:val="pt-BR"/>
-        </w:rPr>
-        <w:t xml:space="preserve">  )UCINCO</w:t>
-      </w:r>
-      <w:proofErr w:type="gramEnd"/>
-      <w:r>
-        <w:rPr>
-          <w:lang w:val="pt-BR"/>
-        </w:rPr>
-        <w:t xml:space="preserve">    </w:t>
-      </w:r>
-      <w:proofErr w:type="gramStart"/>
-      <w:r>
-        <w:rPr>
-          <w:lang w:val="pt-BR"/>
-        </w:rPr>
-        <w:t xml:space="preserve">   (</w:t>
-      </w:r>
-      <w:proofErr w:type="gramEnd"/>
-      <w:r>
-        <w:rPr>
-          <w:lang w:val="pt-BR"/>
-        </w:rPr>
-        <w:t xml:space="preserve">  </w:t>
-      </w:r>
-      <w:proofErr w:type="gramStart"/>
-      <w:r>
-        <w:rPr>
-          <w:lang w:val="pt-BR"/>
-        </w:rPr>
-        <w:t xml:space="preserve">  )Cristo</w:t>
-      </w:r>
-      <w:proofErr w:type="gramEnd"/>
-      <w:r>
-        <w:rPr>
-          <w:lang w:val="pt-BR"/>
-        </w:rPr>
-        <w:t xml:space="preserve"> Rei       Outros________________________________</w:t>
-      </w:r>
-    </w:p>
-    <w:p>
-      <w:pPr>
-        <w:spacing w:line="360" w:lineRule="auto"/>
-      </w:pPr>
-      <w:r>
-        <w:t xml:space="preserve">Onde </w:t>
-      </w:r>
-      <w:proofErr w:type="spellStart"/>
-      <w:r>
-        <w:t>foi</w:t>
-      </w:r>
-      <w:proofErr w:type="spellEnd"/>
-      <w:r>
-        <w:t xml:space="preserve"> </w:t>
-      </w:r>
-      <w:proofErr w:type="spellStart"/>
-      <w:r>
-        <w:t>orientada</w:t>
-      </w:r>
-      <w:proofErr w:type="spellEnd"/>
-      <w:r>
-        <w:t xml:space="preserve"> a ser </w:t>
-      </w:r>
-      <w:proofErr w:type="spellStart"/>
-      <w:r>
-        <w:t>doadora</w:t>
-      </w:r>
-      <w:proofErr w:type="spellEnd"/>
-      <w:r>
-        <w:t xml:space="preserve">? </w:t>
-      </w:r>
-      <w:proofErr w:type="gramStart"/>
-      <w:r>
-        <w:t>(  )</w:t>
-      </w:r>
-      <w:proofErr w:type="gramEnd"/>
-      <w:r>
-        <w:t xml:space="preserve"> HMDR </w:t>
-      </w:r>
-      <w:proofErr w:type="gramStart"/>
-      <w:r>
-        <w:t>(  )</w:t>
-      </w:r>
-      <w:proofErr w:type="gramEnd"/>
-      <w:r>
-        <w:t xml:space="preserve"> USF </w:t>
-      </w:r>
-      <w:proofErr w:type="gramStart"/>
-      <w:r>
-        <w:t>(  )</w:t>
-      </w:r>
-      <w:proofErr w:type="gramEnd"/>
-      <w:r>
-        <w:t xml:space="preserve"> </w:t>
-      </w:r>
-      <w:proofErr w:type="spellStart"/>
-      <w:r>
-        <w:t>Mídia</w:t>
-      </w:r>
-      <w:proofErr w:type="spellEnd"/>
-      <w:proofErr w:type="gramStart"/>
-      <w:r>
-        <w:t xml:space="preserve">   (  )</w:t>
-      </w:r>
-      <w:proofErr w:type="gramEnd"/>
-      <w:r>
-        <w:t xml:space="preserve"> Outros___________________________</w:t>
-      </w:r>
-    </w:p>
-    <w:p>
-      <w:pPr>
-        <w:rPr>
-          <w:sz w:val="14"/>
-          <w:lang w:val="pt-BR" w:eastAsia="pt-BR"/>
-        </w:rPr>
-      </w:pPr>
-      <w:r>
-        <w:pict w14:anchorId="1D25768F">
-          <v:rect id="_x0000_s1027" style="position:absolute;margin-left:-10.5pt;margin-top:-.55pt;width:550.5pt;height:121.45pt;z-index:2;mso-wrap-style:none;v-text-anchor:middle" o:allowincell="f" filled="f" strokeweight=".26mm"/>
-        </w:pict>
-      </w:r>
-      <w:r>
-        <w:pict w14:anchorId="4141FBE7">
-          <v:shapetype id="_x0000_t202" coordsize="21600,21600" o:spt="202" path="m,l,21600r21600,l21600,xe">
-            <v:stroke joinstyle="miter"/>
-            <v:path gradientshapeok="t" o:connecttype="rect"/>
-          </v:shapetype>
-          <v:shape id="_x0000_s1028" type="#_x0000_t202" style="position:absolute;margin-left:-6.75pt;margin-top:-.35pt;width:105.7pt;height:17.95pt;z-index:3;mso-wrap-distance-left:9.05pt;mso-wrap-distance-right:9.05pt" o:allowincell="f" stroked="f">
-            <v:fill color2="black"/>
-            <v:textbox inset="7.25pt,3.65pt,7.25pt,3.65pt">
-              <w:txbxContent>
-                <w:p>
-                  <w:r>
-                    <w:rPr>
-                      <w:b/>
-                      <w:bCs/>
-                      <w:sz w:val="20"/>
-                      <w:lang w:val="pt-BR"/>
-                    </w:rPr>
-                    <w:t>Local do Pré-Natal:</w:t>
-                  </w:r>
-                </w:p>
-              </w:txbxContent>
-            </v:textbox>
-          </v:shape>
-        </w:pict>
-      </w:r>
-    </w:p>
-    <w:p>
-      <w:pPr>
-        <w:rPr>
-          <w:b/>
-          <w:bCs/>
-          <w:sz w:val="20"/>
-          <w:lang w:val="pt-BR" w:eastAsia="pt-BR"/>
-        </w:rPr>
-      </w:pPr>
-    </w:p>
-    <w:p>
-      <w:pPr>
-        <w:rPr>
-          <w:sz w:val="14"/>
-          <w:lang w:val="pt-BR"/>
-        </w:rPr>
-      </w:pPr>
-      <w:proofErr w:type="gramStart"/>
-      <w:r>
-        <w:rPr>
-          <w:lang w:val="pt-BR"/>
-        </w:rPr>
-        <w:t xml:space="preserve">(  </w:t>
-      </w:r>
-      <w:proofErr w:type="gramEnd"/>
-      <w:r>
-        <w:rPr>
-          <w:lang w:val="pt-BR"/>
-        </w:rPr>
-        <w:t xml:space="preserve"> ) Rede Pública </w:t>
-      </w:r>
-    </w:p>
-    <w:p>
-      <w:pPr>
-        <w:rPr>
-          <w:sz w:val="14"/>
-          <w:lang w:val="pt-BR"/>
-        </w:rPr>
-      </w:pPr>
-    </w:p>
-    <w:p>
-      <w:pPr>
-        <w:rPr>
-          <w:sz w:val="14"/>
-          <w:lang w:val="pt-BR"/>
-        </w:rPr>
-      </w:pPr>
-      <w:proofErr w:type="gramStart"/>
-      <w:r>
-        <w:rPr>
-          <w:lang w:val="pt-BR"/>
-        </w:rPr>
-        <w:t xml:space="preserve">(  </w:t>
-      </w:r>
-      <w:proofErr w:type="gramEnd"/>
-      <w:r>
-        <w:rPr>
-          <w:lang w:val="pt-BR"/>
-        </w:rPr>
-        <w:t xml:space="preserve"> ) Rede Privada  </w:t>
-      </w:r>
-    </w:p>
-    <w:p>
-      <w:pPr>
-        <w:rPr>
-          <w:sz w:val="14"/>
-          <w:lang w:val="pt-BR"/>
-        </w:rPr>
-      </w:pPr>
-    </w:p>
-    <w:p>
-      <w:pPr>
-        <w:spacing w:line="360" w:lineRule="auto"/>
-        <w:rPr>
-          <w:lang w:val="pt-BR"/>
-        </w:rPr>
-      </w:pPr>
-      <w:proofErr w:type="gramStart"/>
-      <w:r>
-        <w:rPr>
-          <w:lang w:val="pt-BR"/>
-        </w:rPr>
-        <w:t xml:space="preserve">(  </w:t>
-      </w:r>
-      <w:proofErr w:type="gramEnd"/>
-      <w:r>
-        <w:rPr>
-          <w:lang w:val="pt-BR"/>
-        </w:rPr>
-        <w:t xml:space="preserve"> ) Não Realizado </w:t>
-      </w:r>
-    </w:p>
-    <w:p>
-      <w:pPr>
-        <w:spacing w:line="360" w:lineRule="auto"/>
-        <w:rPr>
-          <w:lang w:val="pt-BR"/>
-        </w:rPr>
-      </w:pPr>
-      <w:r>
-        <w:rPr>
-          <w:lang w:val="pt-BR"/>
-        </w:rPr>
-        <w:t xml:space="preserve">Recebeu alguma orientação sobre amamentação no Pré-natal? </w:t>
-      </w:r>
-      <w:proofErr w:type="gramStart"/>
-      <w:r>
-        <w:rPr>
-          <w:lang w:val="pt-BR"/>
-        </w:rPr>
-        <w:t xml:space="preserve">(  </w:t>
-      </w:r>
-      <w:proofErr w:type="gramEnd"/>
-      <w:r>
-        <w:rPr>
-          <w:lang w:val="pt-BR"/>
-        </w:rPr>
-        <w:t xml:space="preserve"> ) Sim</w:t>
-      </w:r>
-      <w:proofErr w:type="gramStart"/>
-      <w:r>
-        <w:rPr>
-          <w:lang w:val="pt-BR"/>
-        </w:rPr>
-        <w:t xml:space="preserve">   (</w:t>
-      </w:r>
-      <w:proofErr w:type="gramEnd"/>
-      <w:r>
-        <w:rPr>
-          <w:lang w:val="pt-BR"/>
-        </w:rPr>
-        <w:t xml:space="preserve"> </w:t>
-      </w:r>
-      <w:proofErr w:type="gramStart"/>
-      <w:r>
-        <w:rPr>
-          <w:lang w:val="pt-BR"/>
-        </w:rPr>
-        <w:t xml:space="preserve">  )</w:t>
-      </w:r>
-      <w:proofErr w:type="gramEnd"/>
-      <w:r>
-        <w:rPr>
-          <w:lang w:val="pt-BR"/>
-        </w:rPr>
-        <w:t xml:space="preserve"> Não  </w:t>
-      </w:r>
-    </w:p>
-    <w:p>
-      <w:pPr>
-        <w:spacing w:line="360" w:lineRule="auto"/>
-      </w:pPr>
-      <w:r>
-        <w:rPr>
-          <w:lang w:val="pt-BR"/>
-        </w:rPr>
-        <w:t xml:space="preserve"> 1° filho?  </w:t>
-      </w:r>
-      <w:proofErr w:type="gramStart"/>
-      <w:r>
-        <w:rPr>
-          <w:lang w:val="pt-BR"/>
-        </w:rPr>
-        <w:t xml:space="preserve">(  </w:t>
-      </w:r>
-      <w:proofErr w:type="gramEnd"/>
-      <w:r>
-        <w:rPr>
-          <w:lang w:val="pt-BR"/>
-        </w:rPr>
-        <w:t xml:space="preserve"> ) Sim</w:t>
-      </w:r>
-      <w:proofErr w:type="gramStart"/>
-      <w:r>
-        <w:rPr>
-          <w:lang w:val="pt-BR"/>
-        </w:rPr>
-        <w:t xml:space="preserve">   (</w:t>
-      </w:r>
-      <w:proofErr w:type="gramEnd"/>
-      <w:r>
-        <w:rPr>
-          <w:lang w:val="pt-BR"/>
-        </w:rPr>
-        <w:t xml:space="preserve"> </w:t>
-      </w:r>
-      <w:proofErr w:type="gramStart"/>
-      <w:r>
-        <w:rPr>
-          <w:lang w:val="pt-BR"/>
-        </w:rPr>
-        <w:t xml:space="preserve">  )</w:t>
-      </w:r>
-      <w:proofErr w:type="gramEnd"/>
-      <w:r>
-        <w:rPr>
-          <w:lang w:val="pt-BR"/>
-        </w:rPr>
-        <w:t xml:space="preserve"> Não    Amamentou o último filho? </w:t>
-      </w:r>
-      <w:proofErr w:type="gramStart"/>
-      <w:r>
-        <w:rPr>
-          <w:lang w:val="pt-BR"/>
-        </w:rPr>
-        <w:t xml:space="preserve">(  </w:t>
-      </w:r>
-      <w:proofErr w:type="gramEnd"/>
-      <w:r>
-        <w:rPr>
-          <w:lang w:val="pt-BR"/>
-        </w:rPr>
-        <w:t xml:space="preserve"> ) Sim</w:t>
-      </w:r>
-      <w:proofErr w:type="gramStart"/>
-      <w:r>
-        <w:rPr>
-          <w:lang w:val="pt-BR"/>
-        </w:rPr>
-        <w:t xml:space="preserve">   (</w:t>
-      </w:r>
-      <w:proofErr w:type="gramEnd"/>
-      <w:r>
-        <w:rPr>
-          <w:lang w:val="pt-BR"/>
-        </w:rPr>
-        <w:t xml:space="preserve"> </w:t>
-      </w:r>
-      <w:proofErr w:type="gramStart"/>
-      <w:r>
-        <w:rPr>
-          <w:lang w:val="pt-BR"/>
-        </w:rPr>
-        <w:t xml:space="preserve">  )</w:t>
-      </w:r>
-      <w:proofErr w:type="gramEnd"/>
-      <w:r>
-        <w:rPr>
-          <w:lang w:val="pt-BR"/>
-        </w:rPr>
-        <w:t xml:space="preserve"> Não    Quanto tempo? ___________</w:t>
-      </w:r>
-    </w:p>
-    <w:p>
-      <w:r>
-        <w:pict w14:anchorId="1B69B05A">
-          <v:shape id="_x0000_s1031" type="#_x0000_t202" style="position:absolute;margin-left:117pt;margin-top:13.35pt;width:59.35pt;height:26.95pt;z-index:6;mso-wrap-distance-left:9.05pt;mso-wrap-distance-right:9.05pt" o:allowincell="f" stroked="f">
-            <v:fill color2="black"/>
-            <v:textbox inset="7.25pt,3.65pt,7.25pt,3.65pt">
-              <w:txbxContent>
-                <w:p>
-                  <w:r>
-                    <w:rPr>
-                      <w:b/>
-                      <w:bCs/>
-                      <w:sz w:val="20"/>
-                      <w:lang w:val="pt-BR"/>
-                    </w:rPr>
-                    <w:t>Altura(m)</w:t>
-                  </w:r>
-                </w:p>
-              </w:txbxContent>
-            </v:textbox>
-          </v:shape>
-        </w:pict>
-      </w:r>
-      <w:r>
-        <w:pict w14:anchorId="409F2198">
-          <v:shape id="_x0000_s1033" type="#_x0000_t202" style="position:absolute;margin-left:171.9pt;margin-top:13.35pt;width:197.8pt;height:26.95pt;z-index:8;mso-wrap-distance-left:9.05pt;mso-wrap-distance-right:9.05pt" o:allowincell="f" stroked="f">
-            <v:fill color2="black"/>
-            <v:textbox inset="7.25pt,3.65pt,7.25pt,3.65pt">
-              <w:txbxContent>
-                <w:p>
-                  <w:r>
-                    <w:rPr>
-                      <w:b/>
-                      <w:bCs/>
-                      <w:sz w:val="20"/>
-                      <w:lang w:val="pt-BR"/>
-                    </w:rPr>
-                    <w:t>Idade Gestacional:</w:t>
-                  </w:r>
-                </w:p>
-              </w:txbxContent>
-            </v:textbox>
-          </v:shape>
-        </w:pict>
-      </w:r>
-      <w:r>
-        <w:pict w14:anchorId="33D8A733">
-          <v:shape id="_x0000_s1035" type="#_x0000_t202" style="position:absolute;margin-left:287.4pt;margin-top:13.35pt;width:76.45pt;height:26.95pt;z-index:10;mso-wrap-distance-left:9.05pt;mso-wrap-distance-right:9.05pt" o:allowincell="f" stroked="f">
-            <v:fill color2="black"/>
-            <v:textbox inset="7.25pt,3.65pt,7.25pt,3.65pt">
-              <w:txbxContent>
-                <w:p>
-                  <w:pPr>
-                    <w:ind w:left="-180"/>
-                  </w:pPr>
-                  <w:r>
-                    <w:rPr>
-                      <w:b/>
-                      <w:bCs/>
-                      <w:sz w:val="20"/>
-                      <w:lang w:val="pt-BR"/>
-                    </w:rPr>
-                    <w:t xml:space="preserve">    Data do Parto:</w:t>
-                  </w:r>
-                </w:p>
-              </w:txbxContent>
-            </v:textbox>
-          </v:shape>
-        </w:pict>
-      </w:r>
-      <w:r>
-        <w:rPr>
-          <w:lang w:val="pt-BR"/>
-        </w:rPr>
-        <w:t xml:space="preserve"> </w:t>
-      </w:r>
-    </w:p>
-    <w:p>
-      <w:r>
-        <w:pict w14:anchorId="19932759">
-          <v:shape id="_x0000_s1029" type="#_x0000_t202" style="position:absolute;margin-left:-5.25pt;margin-top:-.45pt;width:113.2pt;height:26.95pt;z-index:4;mso-wrap-distance-left:9.05pt;mso-wrap-distance-right:9.05pt" o:allowincell="f" stroked="f">
-            <v:fill color2="black"/>
-            <v:textbox inset="7.25pt,3.65pt,7.25pt,3.65pt">
-              <w:txbxContent>
-                <w:p>
-                  <w:r>
-                    <w:rPr>
-                      <w:b/>
-                      <w:bCs/>
-                      <w:sz w:val="20"/>
-                      <w:lang w:val="pt-BR"/>
-                    </w:rPr>
-                    <w:t xml:space="preserve">Peso na </w:t>
-                  </w:r>
-                  <w:proofErr w:type="gramStart"/>
-                  <w:r>
-                    <w:rPr>
-                      <w:b/>
-                      <w:bCs/>
-                      <w:sz w:val="20"/>
-                      <w:lang w:val="pt-BR"/>
-                    </w:rPr>
-                    <w:t>Gestação(</w:t>
-                  </w:r>
-                  <w:proofErr w:type="gramEnd"/>
-                  <w:r>
-                    <w:rPr>
-                      <w:b/>
-                      <w:bCs/>
-                      <w:sz w:val="20"/>
-                      <w:lang w:val="pt-BR"/>
-                    </w:rPr>
-                    <w:t>Kg):</w:t>
-                  </w:r>
-                </w:p>
-              </w:txbxContent>
-            </v:textbox>
-          </v:shape>
-        </w:pict>
-      </w:r>
-      <w:r>
-        <w:rPr>
-          <w:lang w:val="pt-BR"/>
-        </w:rPr>
-        <w:tab/>
-      </w:r>
-      <w:r>
-        <w:rPr>
-          <w:lang w:val="pt-BR"/>
-        </w:rPr>
-        <w:tab/>
-      </w:r>
-      <w:r>
-        <w:rPr>
-          <w:lang w:val="pt-BR"/>
-        </w:rPr>
-        <w:tab/>
-      </w:r>
-      <w:r>
-        <w:rPr>
-          <w:lang w:val="pt-BR"/>
-        </w:rPr>
-        <w:tab/>
-      </w:r>
-      <w:r>
-        <w:rPr>
-          <w:lang w:val="pt-BR"/>
-        </w:rPr>
-        <w:tab/>
-      </w:r>
-      <w:r>
-        <w:rPr>
-          <w:lang w:val="pt-BR"/>
-        </w:rPr>
-        <w:tab/>
-      </w:r>
-      <w:r>
-        <w:rPr>
-          <w:lang w:val="pt-BR"/>
-        </w:rPr>
-        <w:tab/>
-      </w:r>
-      <w:r>
-        <w:rPr>
-          <w:lang w:val="pt-BR"/>
-        </w:rPr>
-        <w:tab/>
-      </w:r>
-      <w:r>
-        <w:rPr>
-          <w:lang w:val="pt-BR"/>
-        </w:rPr>
-        <w:tab/>
-      </w:r>
-      <w:r>
-        <w:rPr>
-          <w:lang w:val="pt-BR"/>
-        </w:rPr>
-        <w:tab/>
-        <w:t xml:space="preserve">    </w:t>
-      </w:r>
-      <w:proofErr w:type="gramStart"/>
-      <w:r>
-        <w:rPr>
-          <w:b/>
-          <w:bCs/>
-          <w:sz w:val="20"/>
-          <w:lang w:val="pt-BR"/>
-        </w:rPr>
-        <w:t>Tipo  de</w:t>
-      </w:r>
-      <w:proofErr w:type="gramEnd"/>
-      <w:r>
-        <w:rPr>
-          <w:b/>
-          <w:bCs/>
-          <w:sz w:val="20"/>
-          <w:lang w:val="pt-BR"/>
-        </w:rPr>
-        <w:t xml:space="preserve"> Parto:     Peso ao Nascer:</w:t>
-      </w:r>
-    </w:p>
-    <w:p>
-      <w:pPr>
-        <w:tabs>
-          <w:tab w:val="left" w:pos="9214"/>
-        </w:tabs>
-        <w:rPr>
-          <w:sz w:val="6"/>
-          <w:lang w:val="pt-BR"/>
-        </w:rPr>
-      </w:pPr>
-      <w:r>
-        <w:pict w14:anchorId="3D593050">
-          <v:rect id="_x0000_s1026" style="position:absolute;margin-left:-9.75pt;margin-top:.05pt;width:121.65pt;height:42pt;z-index:1;mso-wrap-style:none;v-text-anchor:middle" o:allowincell="f" filled="f" strokeweight=".26mm"/>
-        </w:pict>
-      </w:r>
-      <w:r>
-        <w:pict w14:anchorId="219F42A2">
-          <v:rect id="_x0000_s1030" style="position:absolute;margin-left:117pt;margin-top:.05pt;width:48.9pt;height:42pt;z-index:5;mso-wrap-style:none;v-text-anchor:middle" o:allowincell="f" filled="f" strokeweight=".26mm"/>
-        </w:pict>
-      </w:r>
-      <w:r>
-        <w:pict w14:anchorId="75CC04F5">
-          <v:rect id="_x0000_s1032" style="position:absolute;margin-left:171.9pt;margin-top:.05pt;width:111pt;height:42pt;z-index:7;mso-wrap-style:none;v-text-anchor:middle" o:allowincell="f" filled="f" strokeweight=".26mm"/>
-        </w:pict>
-      </w:r>
-      <w:r>
-        <w:pict w14:anchorId="2EE72F7A">
-          <v:rect id="_x0000_s1034" style="position:absolute;margin-left:287.4pt;margin-top:.05pt;width:1in;height:42pt;z-index:9;mso-wrap-style:none;v-text-anchor:middle" o:allowincell="f" filled="f" strokeweight=".26mm"/>
-        </w:pict>
-      </w:r>
-      <w:r>
-        <w:pict w14:anchorId="76153A8D">
-          <v:rect id="_x0000_s1045" style="position:absolute;margin-left:363.9pt;margin-top:.05pt;width:71.25pt;height:42pt;z-index:20;mso-wrap-style:none;v-text-anchor:middle" o:allowincell="f" filled="f" strokeweight=".26mm"/>
-        </w:pict>
-      </w:r>
-      <w:r>
-        <w:pict w14:anchorId="27742E42">
-          <v:rect id="_x0000_s1046" style="position:absolute;margin-left:447.15pt;margin-top:.05pt;width:92.85pt;height:42pt;z-index:21;mso-wrap-style:none;v-text-anchor:middle" o:allowincell="f" filled="f" strokeweight=".26mm"/>
-        </w:pict>
-      </w:r>
-      <w:r>
-        <w:rPr>
-          <w:lang w:val="pt-BR"/>
-        </w:rPr>
-        <w:t xml:space="preserve">                                                                                                                            </w:t>
-      </w:r>
-      <w:proofErr w:type="gramStart"/>
-      <w:r>
-        <w:rPr>
-          <w:lang w:val="pt-BR"/>
-        </w:rPr>
-        <w:t xml:space="preserve">(  </w:t>
-      </w:r>
-      <w:proofErr w:type="gramEnd"/>
-      <w:r>
-        <w:rPr>
-          <w:lang w:val="pt-BR"/>
-        </w:rPr>
-        <w:t xml:space="preserve"> ) Normal</w:t>
-      </w:r>
-      <w:r>
-        <w:rPr>
-          <w:lang w:val="pt-BR"/>
-        </w:rPr>
-        <w:tab/>
-      </w:r>
-      <w:r>
-        <w:rPr>
-          <w:lang w:val="pt-BR"/>
-        </w:rPr>
-        <w:tab/>
-      </w:r>
-    </w:p>
-    <w:p>
-      <w:pPr>
-        <w:rPr>
-          <w:sz w:val="6"/>
-          <w:lang w:val="pt-BR"/>
-        </w:rPr>
-      </w:pPr>
-    </w:p>
-    <w:p>
-      <w:pPr>
-        <w:rPr>
-          <w:lang w:val="pt-BR"/>
-        </w:rPr>
-      </w:pPr>
-      <w:r>
-        <w:pict w14:anchorId="2F1F5758">
-          <v:rect id="_x0000_s1036" style="position:absolute;margin-left:-9pt;margin-top:40.5pt;width:550.5pt;height:1in;z-index:11;mso-wrap-style:none;v-text-anchor:middle" o:allowincell="f" filled="f" strokeweight=".26mm"/>
-        </w:pict>
-      </w:r>
-      <w:r>
-        <w:rPr>
-          <w:lang w:val="pt-BR"/>
-        </w:rPr>
-        <w:t>Inicial: ___ Final: ___     ______</w:t>
-      </w:r>
-      <w:r>
-        <w:rPr>
-          <w:lang w:val="pt-BR"/>
-        </w:rPr>
-        <w:tab/>
-        <w:t>____</w:t>
-      </w:r>
-      <w:proofErr w:type="spellStart"/>
-      <w:r>
-        <w:rPr>
-          <w:lang w:val="pt-BR"/>
-        </w:rPr>
-        <w:t>Sem.____Dia</w:t>
-      </w:r>
-      <w:proofErr w:type="spellEnd"/>
-      <w:r>
-        <w:rPr>
-          <w:lang w:val="pt-BR"/>
-        </w:rPr>
-        <w:t>(s)</w:t>
-      </w:r>
-      <w:proofErr w:type="gramStart"/>
-      <w:r>
-        <w:rPr>
-          <w:lang w:val="pt-BR"/>
-        </w:rPr>
-        <w:tab/>
-        <w:t xml:space="preserve">  _</w:t>
-      </w:r>
-      <w:proofErr w:type="gramEnd"/>
-      <w:r>
-        <w:rPr>
-          <w:lang w:val="pt-BR"/>
-        </w:rPr>
-        <w:t xml:space="preserve">__/___/___   </w:t>
-      </w:r>
-      <w:proofErr w:type="gramStart"/>
-      <w:r>
-        <w:rPr>
-          <w:lang w:val="pt-BR"/>
-        </w:rPr>
-        <w:t xml:space="preserve">   (</w:t>
-      </w:r>
-      <w:proofErr w:type="gramEnd"/>
-      <w:r>
-        <w:rPr>
-          <w:lang w:val="pt-BR"/>
-        </w:rPr>
-        <w:t xml:space="preserve"> </w:t>
-      </w:r>
-      <w:proofErr w:type="gramStart"/>
-      <w:r>
-        <w:rPr>
-          <w:lang w:val="pt-BR"/>
-        </w:rPr>
-        <w:t xml:space="preserve">  )Cesáreo</w:t>
-      </w:r>
-      <w:proofErr w:type="gramEnd"/>
-      <w:r>
-        <w:rPr>
-          <w:lang w:val="pt-BR"/>
-        </w:rPr>
-        <w:t xml:space="preserve">        ____________g  </w:t>
-      </w:r>
-    </w:p>
-    <w:p>
-      <w:r>
-        <w:rPr>
-          <w:lang w:val="pt-BR"/>
-        </w:rPr>
-        <w:t xml:space="preserve"> </w:t>
-      </w:r>
-    </w:p>
-    <w:p>
-      <w:pPr>
-        <w:rPr>
-          <w:sz w:val="20"/>
-          <w:lang w:val="pt-BR" w:eastAsia="pt-BR"/>
-        </w:rPr>
-      </w:pPr>
+          <w:lang w:val="pt-BR"/>
+        </w:rPr>
+      </w:pPr>
+    </w:p>
+    <w:tbl>
+      <w:tblPr>
+        <w:tblW w:w="0" w:type="auto"/>
+        <w:tblInd w:w="38" w:type="dxa"/>
+        <w:tblBorders>
+          <w:top w:val="single" w:sz="4" w:space="0" w:color="auto"/>
+          <w:left w:val="single" w:sz="4" w:space="0" w:color="auto"/>
+          <w:bottom w:val="single" w:sz="4" w:space="0" w:color="auto"/>
+          <w:right w:val="single" w:sz="4" w:space="0" w:color="auto"/>
+          <w:insideH w:val="single" w:sz="4" w:space="0" w:color="auto"/>
+          <w:insideV w:val="single" w:sz="4" w:space="0" w:color="auto"/>
+        </w:tblBorders>
+        <w:tblLook w:val="04A0" w:firstRow="1" w:lastRow="0" w:firstColumn="1" w:lastColumn="0" w:noHBand="0" w:noVBand="1"/>
+      </w:tblPr>
+      <w:tblGrid>
+        <w:gridCol w:w="10912"/>
+      </w:tblGrid>
+      <w:tr>
+        <w:tc>
+          <w:tcPr>
+            <w:tcW w:w="10912" w:type="dxa"/>
+          </w:tcPr>
+          <w:p>
+            <w:pPr>
+              <w:rPr>
+                <w:sz w:val="14"/>
+                <w:lang w:val="pt-BR" w:eastAsia="pt-BR"/>
+              </w:rPr>
+            </w:pPr>
+            <w:r>
+              <w:pict w14:anchorId="7E4CADEE">
+                <v:shapetype id="_x0000_t202" coordsize="21600,21600" o:spt="202" path="m,l,21600r21600,l21600,xe">
+                  <v:stroke joinstyle="miter"/>
+                  <v:path gradientshapeok="t" o:connecttype="rect"/>
+                </v:shapetype>
+                <v:shape id="_x0000_s1049" type="#_x0000_t202" style="position:absolute;margin-left:-6.75pt;margin-top:-.35pt;width:105.7pt;height:17.95pt;z-index:9;mso-wrap-distance-left:9.05pt;mso-wrap-distance-right:9.05pt" o:allowincell="f" stroked="f">
+                  <v:fill color2="black"/>
+                  <v:textbox inset="7.25pt,3.65pt,7.25pt,3.65pt">
+                    <w:txbxContent>
+                      <w:p>
+                        <w:r>
+                          <w:rPr>
+                            <w:b/>
+                            <w:bCs/>
+                            <w:sz w:val="20"/>
+                            <w:lang w:val="pt-BR"/>
+                          </w:rPr>
+                          <w:t>Local do Pré-Natal:</w:t>
+                        </w:r>
+                      </w:p>
+                    </w:txbxContent>
+                  </v:textbox>
+                </v:shape>
+              </w:pict>
+            </w:r>
+          </w:p>
+          <w:p>
+            <w:pPr>
+              <w:rPr>
+                <w:b/>
+                <w:bCs/>
+                <w:sz w:val="20"/>
+                <w:lang w:val="pt-BR" w:eastAsia="pt-BR"/>
+              </w:rPr>
+            </w:pPr>
+          </w:p>
+          <w:p>
+            <w:pPr>
+              <w:rPr>
+                <w:lang w:val="pt-BR"/>
+              </w:rPr>
+            </w:pPr>
+            <w:r>
+              <w:rPr>
+                <w:lang w:val="pt-BR"/>
+              </w:rPr>
+              <w:t xml:space="preserve">({prenatalPublic}) Rede Pública </w:t>
+            </w:r>
+          </w:p>
+          <w:p>
+            <w:pPr>
+              <w:rPr>
+                <w:sz w:val="14"/>
+                <w:lang w:val="pt-BR"/>
+              </w:rPr>
+            </w:pPr>
+          </w:p>
+          <w:p>
+            <w:pPr>
+              <w:rPr>
+                <w:lang w:val="pt-BR"/>
+              </w:rPr>
+            </w:pPr>
+            <w:r>
+              <w:rPr>
+                <w:lang w:val="pt-BR"/>
+              </w:rPr>
+              <w:t xml:space="preserve">({prenatalPrivate}) Rede Privada  </w:t>
+            </w:r>
+          </w:p>
+          <w:p>
+            <w:pPr>
+              <w:rPr>
+                <w:sz w:val="14"/>
+                <w:lang w:val="pt-BR"/>
+              </w:rPr>
+            </w:pPr>
+          </w:p>
+          <w:p>
+            <w:pPr>
+              <w:spacing w:line="360" w:lineRule="auto"/>
+              <w:rPr>
+                <w:lang w:val="pt-BR"/>
+              </w:rPr>
+            </w:pPr>
+            <w:r>
+              <w:rPr>
+                <w:lang w:val="pt-BR"/>
+              </w:rPr>
+              <w:t xml:space="preserve">({prenatalNotDone}) Não Realizado </w:t>
+            </w:r>
+          </w:p>
+          <w:p>
+            <w:pPr>
+              <w:spacing w:line="360" w:lineRule="auto"/>
+              <w:rPr>
+                <w:lang w:val="pt-BR"/>
+              </w:rPr>
+            </w:pPr>
+            <w:r>
+              <w:rPr>
+                <w:lang w:val="pt-BR"/>
+              </w:rPr>
+              <w:t xml:space="preserve">Recebeu alguma orientação sobre amamentação no Pré-natal? ({breastfeedingGuidanceYes}) Sim   ({breastfeedingGuidanceNo}) Não  </w:t>
+            </w:r>
+          </w:p>
+          <w:p>
+            <w:pPr>
+              <w:spacing w:line="360" w:lineRule="auto"/>
+              <w:rPr>
+                <w:lang w:val="pt-BR"/>
+              </w:rPr>
+            </w:pPr>
+            <w:r>
+              <w:rPr>
+                <w:lang w:val="pt-BR"/>
+              </w:rPr>
+              <w:t xml:space="preserve"> 1° filho?  ({firstChildYes}) Sim   ({firstChildNo}) Não    </w:t>
+            </w:r>
+          </w:p>
+          <w:p>
+            <w:pPr>
+              <w:spacing w:line="360" w:lineRule="auto"/>
+              <w:rPr>
+                <w:lang w:val="pt-BR"/>
+              </w:rPr>
+            </w:pPr>
+            <w:r>
+              <w:rPr>
+                <w:lang w:val="pt-BR"/>
+              </w:rPr>
+              <w:t>Amamentou o último filho? ({breastfedLastChildYes}) Sim   ({breastfedLastChildNo}) Não</w:t>
+            </w:r>
+          </w:p>
+          <w:p>
+            <w:pPr>
+              <w:spacing w:line="360" w:lineRule="auto"/>
+              <w:rPr>
+                <w:lang w:val="pt-BR"/>
+              </w:rPr>
+            </w:pPr>
+            <w:r>
+              <w:rPr>
+                <w:lang w:val="pt-BR"/>
+              </w:rPr>
+              <w:t>Quanto tempo?</w:t>
+            </w:r>
+            <w:r>
+              <w:rPr>
+                <w:rFonts w:ascii="Consolas" w:hAnsi="Consolas"/>
+                <w:color w:val="F8F8F2"/>
+                <w:sz w:val="21"/>
+                <w:szCs w:val="21"/>
+                <w:lang w:val="pt-BR" w:eastAsia="pt-BR"/>
+              </w:rPr>
+              <w:t xml:space="preserve"> </w:t>
+            </w:r>
+            <w:r>
+              <w:rPr>
+                <w:lang w:val="pt-BR"/>
+              </w:rPr>
+              <w:t>{breastfedLastChildDuration}</w:t>
+            </w:r>
+          </w:p>
+        </w:tc>
+      </w:tr>
+    </w:tbl>
+    <w:p/>
+    <w:tbl>
+      <w:tblPr>
+        <w:tblW w:w="0" w:type="auto"/>
+        <w:tblInd w:w="38" w:type="dxa"/>
+        <w:tblBorders>
+          <w:top w:val="single" w:sz="4" w:space="0" w:color="auto"/>
+          <w:left w:val="single" w:sz="4" w:space="0" w:color="auto"/>
+          <w:bottom w:val="single" w:sz="4" w:space="0" w:color="auto"/>
+          <w:right w:val="single" w:sz="4" w:space="0" w:color="auto"/>
+          <w:insideH w:val="single" w:sz="4" w:space="0" w:color="auto"/>
+          <w:insideV w:val="single" w:sz="4" w:space="0" w:color="auto"/>
+        </w:tblBorders>
+        <w:tblLayout w:type="fixed"/>
+        <w:tblLook w:val="04A0" w:firstRow="1" w:lastRow="0" w:firstColumn="1" w:lastColumn="0" w:noHBand="0" w:noVBand="1"/>
+      </w:tblPr>
+      <w:tblGrid>
+        <w:gridCol w:w="2197"/>
+        <w:gridCol w:w="1417"/>
+        <w:gridCol w:w="2693"/>
+        <w:gridCol w:w="1701"/>
+        <w:gridCol w:w="1718"/>
+        <w:gridCol w:w="1224"/>
+      </w:tblGrid>
+      <w:tr>
+        <w:tc>
+          <w:tcPr>
+            <w:tcW w:w="2197" w:type="dxa"/>
+          </w:tcPr>
+          <w:p>
+            <w:r>
+              <w:rPr>
+                <w:b/>
+                <w:bCs/>
+                <w:sz w:val="20"/>
+                <w:lang w:val="pt-BR"/>
+              </w:rPr>
+              <w:t>Peso na Gestação(Kg):</w:t>
+            </w:r>
+          </w:p>
+          <w:p>
+            <w:r>
+              <w:rPr>
+                <w:lang w:val="pt-BR"/>
+              </w:rPr>
+              <w:t xml:space="preserve">Inicial: {birthWeightGrams} </w:t>
+            </w:r>
+          </w:p>
+        </w:tc>
+        <w:tc>
+          <w:tcPr>
+            <w:tcW w:w="1417" w:type="dxa"/>
+          </w:tcPr>
+          <w:p>
+            <w:r>
+              <w:rPr>
+                <w:b/>
+                <w:bCs/>
+                <w:sz w:val="20"/>
+                <w:lang w:val="pt-BR"/>
+              </w:rPr>
+              <w:t>Altura(m)</w:t>
+            </w:r>
+            <w:r>
+              <w:rPr>
+                <w:b/>
+                <w:bCs/>
+                <w:sz w:val="20"/>
+                <w:lang w:val="pt-BR"/>
+              </w:rPr>
+              <w:t>:</w:t>
+            </w:r>
+          </w:p>
+          <w:p>
+            <w:r>
+              <w:rPr>
+                <w:lang w:val="pt-BR"/>
+              </w:rPr>
+              <w:t>{heightMeters}</w:t>
+            </w:r>
+          </w:p>
+        </w:tc>
+        <w:tc>
+          <w:tcPr>
+            <w:tcW w:w="2693" w:type="dxa"/>
+          </w:tcPr>
+          <w:p>
+            <w:r>
+              <w:rPr>
+                <w:b/>
+                <w:bCs/>
+                <w:sz w:val="20"/>
+                <w:lang w:val="pt-BR"/>
+              </w:rPr>
+              <w:t>Idade Gestacional:</w:t>
+            </w:r>
+          </w:p>
+          <w:p>
+            <w:pPr>
+              <w:rPr>
+                <w:lang w:val="pt-BR"/>
+              </w:rPr>
+            </w:pPr>
+            <w:r>
+              <w:rPr>
+                <w:lang w:val="pt-BR"/>
+              </w:rPr>
+              <w:t>{gestationalAgeInitialWeeks}</w:t>
+            </w:r>
+            <w:r>
+              <w:rPr>
+                <w:lang w:val="pt-BR"/>
+              </w:rPr>
+              <w:t xml:space="preserve"> </w:t>
+            </w:r>
+            <w:r>
+              <w:rPr>
+                <w:lang w:val="pt-BR"/>
+              </w:rPr>
+              <w:t>Sem</w:t>
+            </w:r>
+          </w:p>
+          <w:p>
+            <w:r>
+              <w:rPr>
+                <w:lang w:val="pt-BR"/>
+              </w:rPr>
+              <w:t>{gestationalAgeDays}</w:t>
+            </w:r>
+            <w:r>
+              <w:rPr>
+                <w:lang w:val="pt-BR"/>
+              </w:rPr>
+              <w:t xml:space="preserve"> </w:t>
+            </w:r>
+            <w:r>
+              <w:rPr>
+                <w:lang w:val="pt-BR"/>
+              </w:rPr>
+              <w:t>Dia(s)</w:t>
+            </w:r>
+          </w:p>
+        </w:tc>
+        <w:tc>
+          <w:tcPr>
+            <w:tcW w:w="1701" w:type="dxa"/>
+          </w:tcPr>
+          <w:p>
+            <w:pPr>
+              <w:ind w:left="-180"/>
+            </w:pPr>
+            <w:r>
+              <w:rPr>
+                <w:b/>
+                <w:bCs/>
+                <w:sz w:val="20"/>
+                <w:lang w:val="pt-BR"/>
+              </w:rPr>
+              <w:t xml:space="preserve">    Data do Parto:</w:t>
+            </w:r>
+          </w:p>
+          <w:p>
+            <w:r>
+              <w:rPr>
+                <w:lang w:val="pt-BR"/>
+              </w:rPr>
+              <w:t>{deliveryDate}</w:t>
+            </w:r>
+          </w:p>
+        </w:tc>
+        <w:tc>
+          <w:tcPr>
+            <w:tcW w:w="1718" w:type="dxa"/>
+          </w:tcPr>
+          <w:p>
+            <w:pPr>
+              <w:rPr>
+                <w:b/>
+                <w:bCs/>
+                <w:sz w:val="20"/>
+                <w:lang w:val="pt-BR"/>
+              </w:rPr>
+            </w:pPr>
+            <w:r>
+              <w:rPr>
+                <w:b/>
+                <w:bCs/>
+                <w:sz w:val="20"/>
+                <w:lang w:val="pt-BR"/>
+              </w:rPr>
+              <w:t>Tipo  de Parto:</w:t>
+            </w:r>
+          </w:p>
+          <w:p>
+            <w:pPr>
+              <w:rPr>
+                <w:lang w:val="pt-BR"/>
+              </w:rPr>
+            </w:pPr>
+            <w:r>
+              <w:rPr>
+                <w:lang w:val="pt-BR"/>
+              </w:rPr>
+              <w:t>({deliveryCesarean})</w:t>
+            </w:r>
+            <w:r>
+              <w:rPr>
+                <w:lang w:val="pt-BR"/>
+              </w:rPr>
+              <w:t xml:space="preserve"> </w:t>
+            </w:r>
+            <w:r>
+              <w:rPr>
+                <w:lang w:val="pt-BR"/>
+              </w:rPr>
+              <w:t xml:space="preserve">Cesáreo     </w:t>
+            </w:r>
+          </w:p>
+          <w:p>
+            <w:r>
+              <w:rPr>
+                <w:lang w:val="pt-BR"/>
+              </w:rPr>
+              <w:t xml:space="preserve">({deliveryNormal}) Normal   </w:t>
+            </w:r>
+          </w:p>
+        </w:tc>
+        <w:tc>
+          <w:tcPr>
+            <w:tcW w:w="1224" w:type="dxa"/>
+          </w:tcPr>
+          <w:p>
+            <w:pPr>
+              <w:rPr>
+                <w:b/>
+                <w:bCs/>
+                <w:sz w:val="20"/>
+                <w:lang w:val="pt-BR"/>
+              </w:rPr>
+            </w:pPr>
+            <w:r>
+              <w:rPr>
+                <w:b/>
+                <w:bCs/>
+                <w:sz w:val="20"/>
+                <w:lang w:val="pt-BR"/>
+              </w:rPr>
+              <w:t>Peso ao Nascer:</w:t>
+            </w:r>
+          </w:p>
+          <w:p>
+            <w:r>
+              <w:rPr>
+                <w:lang w:val="pt-BR"/>
+              </w:rPr>
+              <w:t>{birthWeightGrams}</w:t>
+            </w:r>
+            <w:r>
+              <w:rPr>
+                <w:lang w:val="pt-BR"/>
+              </w:rPr>
+              <w:t>g</w:t>
+            </w:r>
+          </w:p>
+        </w:tc>
+      </w:tr>
+    </w:tbl>
+    <w:p>
       <w:r>
         <w:pict w14:anchorId="60669BBD">
-          <v:shape id="_x0000_s1037" type="#_x0000_t202" style="position:absolute;margin-left:-5.25pt;margin-top:.95pt;width:97.6pt;height:17.95pt;z-index:12;mso-wrap-distance-left:9.05pt;mso-wrap-distance-right:9.05pt" o:allowincell="f" stroked="f">
+          <v:shape id="_x0000_s1037" type="#_x0000_t202" style="position:absolute;margin-left:-6.75pt;margin-top:12.15pt;width:97.6pt;height:17.95pt;z-index:1;mso-wrap-distance-left:9.05pt;mso-wrap-distance-right:9.05pt;mso-position-horizontal-relative:text;mso-position-vertical-relative:text" o:allowincell="f" stroked="f">
             <v:fill color2="black"/>
             <v:textbox inset="7.25pt,3.65pt,7.25pt,3.65pt">
               <w:txbxContent>
@@ -1463,6 +1289,408 @@
           </v:shape>
         </w:pict>
       </w:r>
+      <w:r>
+        <w:rPr>
+          <w:lang w:val="pt-BR"/>
+        </w:rPr>
+        <w:t xml:space="preserve">   </w:t>
+      </w:r>
+      <w:r>
+        <w:rPr>
+          <w:b/>
+          <w:bCs/>
+          <w:sz w:val="20"/>
+          <w:lang w:val="pt-BR"/>
+        </w:rPr>
+        <w:t xml:space="preserve">    </w:t>
+      </w:r>
+    </w:p>
+    <w:p>
+      <w:pPr>
+        <w:tabs>
+          <w:tab w:val="left" w:pos="9214"/>
+        </w:tabs>
+        <w:rPr>
+          <w:lang w:val="pt-BR"/>
+        </w:rPr>
+      </w:pPr>
+      <w:r>
+        <w:rPr>
+          <w:lang w:val="pt-BR"/>
+        </w:rPr>
+        <w:t xml:space="preserve">                           </w:t>
+      </w:r>
+    </w:p>
+    <w:tbl>
+      <w:tblPr>
+        <w:tblW w:w="0" w:type="auto"/>
+        <w:tblInd w:w="38" w:type="dxa"/>
+        <w:tblBorders>
+          <w:top w:val="single" w:sz="4" w:space="0" w:color="auto"/>
+          <w:left w:val="single" w:sz="4" w:space="0" w:color="auto"/>
+          <w:bottom w:val="single" w:sz="4" w:space="0" w:color="auto"/>
+          <w:right w:val="single" w:sz="4" w:space="0" w:color="auto"/>
+          <w:insideH w:val="single" w:sz="4" w:space="0" w:color="auto"/>
+          <w:insideV w:val="single" w:sz="4" w:space="0" w:color="auto"/>
+        </w:tblBorders>
+        <w:tblLook w:val="04A0" w:firstRow="1" w:lastRow="0" w:firstColumn="1" w:lastColumn="0" w:noHBand="0" w:noVBand="1"/>
+      </w:tblPr>
+      <w:tblGrid>
+        <w:gridCol w:w="2182"/>
+        <w:gridCol w:w="2182"/>
+        <w:gridCol w:w="2182"/>
+        <w:gridCol w:w="2183"/>
+        <w:gridCol w:w="2190"/>
+      </w:tblGrid>
+      <w:tr>
+        <w:trPr>
+          <w:trHeight w:val="1135"/>
+        </w:trPr>
+        <w:tc>
+          <w:tcPr>
+            <w:tcW w:w="2182" w:type="dxa"/>
+          </w:tcPr>
+          <w:p>
+            <w:pPr>
+              <w:tabs>
+                <w:tab w:val="left" w:pos="9214"/>
+              </w:tabs>
+              <w:rPr>
+                <w:u w:val="single"/>
+                <w:lang w:val="pt-BR"/>
+              </w:rPr>
+            </w:pPr>
+            <w:r>
+              <w:rPr>
+                <w:u w:val="single"/>
+                <w:lang w:val="pt-BR"/>
+              </w:rPr>
+              <w:t>VDRL</w:t>
+            </w:r>
+          </w:p>
+          <w:p>
+            <w:pPr>
+              <w:tabs>
+                <w:tab w:val="left" w:pos="9214"/>
+              </w:tabs>
+              <w:rPr>
+                <w:lang w:val="pt-BR"/>
+              </w:rPr>
+            </w:pPr>
+            <w:r>
+              <w:rPr>
+                <w:lang w:val="pt-BR"/>
+              </w:rPr>
+              <w:t>(   ) Reagente</w:t>
+            </w:r>
+          </w:p>
+          <w:p>
+            <w:pPr>
+              <w:tabs>
+                <w:tab w:val="left" w:pos="9214"/>
+              </w:tabs>
+              <w:rPr>
+                <w:lang w:val="pt-BR"/>
+              </w:rPr>
+            </w:pPr>
+            <w:r>
+              <w:rPr>
+                <w:lang w:val="pt-BR"/>
+              </w:rPr>
+              <w:t>(   ) Não Reagente</w:t>
+            </w:r>
+          </w:p>
+          <w:p>
+            <w:pPr>
+              <w:tabs>
+                <w:tab w:val="left" w:pos="9214"/>
+              </w:tabs>
+              <w:rPr>
+                <w:lang w:val="pt-BR"/>
+              </w:rPr>
+            </w:pPr>
+            <w:r>
+              <w:rPr>
+                <w:lang w:val="pt-BR"/>
+              </w:rPr>
+              <w:t>(   ) Não Disponível</w:t>
+            </w:r>
+          </w:p>
+        </w:tc>
+        <w:tc>
+          <w:tcPr>
+            <w:tcW w:w="2182" w:type="dxa"/>
+          </w:tcPr>
+          <w:p>
+            <w:pPr>
+              <w:tabs>
+                <w:tab w:val="left" w:pos="9214"/>
+              </w:tabs>
+              <w:rPr>
+                <w:u w:val="single"/>
+                <w:lang w:val="pt-BR"/>
+              </w:rPr>
+            </w:pPr>
+            <w:r>
+              <w:rPr>
+                <w:u w:val="single"/>
+                <w:lang w:val="pt-BR"/>
+              </w:rPr>
+              <w:t>HbsAg</w:t>
+            </w:r>
+          </w:p>
+          <w:p>
+            <w:pPr>
+              <w:tabs>
+                <w:tab w:val="left" w:pos="9214"/>
+              </w:tabs>
+              <w:rPr>
+                <w:lang w:val="pt-BR"/>
+              </w:rPr>
+            </w:pPr>
+            <w:r>
+              <w:rPr>
+                <w:lang w:val="pt-BR"/>
+              </w:rPr>
+              <w:t>(   ) Reagente</w:t>
+            </w:r>
+          </w:p>
+          <w:p>
+            <w:pPr>
+              <w:tabs>
+                <w:tab w:val="left" w:pos="9214"/>
+              </w:tabs>
+              <w:rPr>
+                <w:lang w:val="pt-BR"/>
+              </w:rPr>
+            </w:pPr>
+            <w:r>
+              <w:rPr>
+                <w:lang w:val="pt-BR"/>
+              </w:rPr>
+              <w:t>(   ) Não Reagente</w:t>
+            </w:r>
+          </w:p>
+          <w:p>
+            <w:pPr>
+              <w:tabs>
+                <w:tab w:val="left" w:pos="9214"/>
+              </w:tabs>
+              <w:rPr>
+                <w:lang w:val="pt-BR"/>
+              </w:rPr>
+            </w:pPr>
+            <w:r>
+              <w:rPr>
+                <w:lang w:val="pt-BR"/>
+              </w:rPr>
+              <w:t>(   ) Não Disponível</w:t>
+            </w:r>
+          </w:p>
+        </w:tc>
+        <w:tc>
+          <w:tcPr>
+            <w:tcW w:w="2182" w:type="dxa"/>
+          </w:tcPr>
+          <w:p>
+            <w:pPr>
+              <w:tabs>
+                <w:tab w:val="left" w:pos="9214"/>
+              </w:tabs>
+              <w:rPr>
+                <w:u w:val="single"/>
+                <w:lang w:val="pt-BR"/>
+              </w:rPr>
+            </w:pPr>
+            <w:r>
+              <w:rPr>
+                <w:u w:val="single"/>
+                <w:lang w:val="pt-BR"/>
+              </w:rPr>
+              <w:t>FTAabs</w:t>
+            </w:r>
+          </w:p>
+          <w:p>
+            <w:pPr>
+              <w:tabs>
+                <w:tab w:val="left" w:pos="9214"/>
+              </w:tabs>
+              <w:rPr>
+                <w:lang w:val="pt-BR"/>
+              </w:rPr>
+            </w:pPr>
+            <w:r>
+              <w:rPr>
+                <w:lang w:val="pt-BR"/>
+              </w:rPr>
+              <w:t>(   ) Reagente</w:t>
+            </w:r>
+          </w:p>
+          <w:p>
+            <w:pPr>
+              <w:tabs>
+                <w:tab w:val="left" w:pos="9214"/>
+              </w:tabs>
+              <w:rPr>
+                <w:lang w:val="pt-BR"/>
+              </w:rPr>
+            </w:pPr>
+            <w:r>
+              <w:rPr>
+                <w:lang w:val="pt-BR"/>
+              </w:rPr>
+              <w:t>(   ) Não Reagente</w:t>
+            </w:r>
+          </w:p>
+          <w:p>
+            <w:pPr>
+              <w:tabs>
+                <w:tab w:val="left" w:pos="9214"/>
+              </w:tabs>
+              <w:rPr>
+                <w:lang w:val="pt-BR"/>
+              </w:rPr>
+            </w:pPr>
+            <w:r>
+              <w:rPr>
+                <w:lang w:val="pt-BR"/>
+              </w:rPr>
+              <w:t>(   ) Não Disponível</w:t>
+            </w:r>
+          </w:p>
+        </w:tc>
+        <w:tc>
+          <w:tcPr>
+            <w:tcW w:w="2183" w:type="dxa"/>
+          </w:tcPr>
+          <w:p>
+            <w:pPr>
+              <w:tabs>
+                <w:tab w:val="left" w:pos="9214"/>
+              </w:tabs>
+              <w:rPr>
+                <w:u w:val="single"/>
+                <w:lang w:val="pt-BR"/>
+              </w:rPr>
+            </w:pPr>
+            <w:r>
+              <w:rPr>
+                <w:u w:val="single"/>
+                <w:lang w:val="pt-BR"/>
+              </w:rPr>
+              <w:t>HIV</w:t>
+            </w:r>
+          </w:p>
+          <w:p>
+            <w:pPr>
+              <w:rPr>
+                <w:lang w:val="pt-BR"/>
+              </w:rPr>
+            </w:pPr>
+            <w:r>
+              <w:rPr>
+                <w:lang w:val="pt-BR"/>
+              </w:rPr>
+              <w:t>(   ) Reagente</w:t>
+            </w:r>
+          </w:p>
+          <w:p>
+            <w:pPr>
+              <w:rPr>
+                <w:lang w:val="pt-BR"/>
+              </w:rPr>
+            </w:pPr>
+            <w:r>
+              <w:rPr>
+                <w:lang w:val="pt-BR"/>
+              </w:rPr>
+              <w:t>(   ) Não Reagente</w:t>
+            </w:r>
+          </w:p>
+          <w:p>
+            <w:r>
+              <w:rPr>
+                <w:lang w:val="pt-BR"/>
+              </w:rPr>
+              <w:t xml:space="preserve">(   ) Não Disponível    </w:t>
+            </w:r>
+          </w:p>
+        </w:tc>
+        <w:tc>
+          <w:tcPr>
+            <w:tcW w:w="2183" w:type="dxa"/>
+          </w:tcPr>
+          <w:p>
+            <w:pPr>
+              <w:tabs>
+                <w:tab w:val="left" w:pos="9214"/>
+              </w:tabs>
+            </w:pPr>
+            <w:r>
+              <w:rPr>
+                <w:u w:val="single"/>
+                <w:lang w:val="pt-BR"/>
+              </w:rPr>
+              <w:t>Hb(%)</w:t>
+            </w:r>
+            <w:r>
+              <w:rPr>
+                <w:u w:val="single"/>
+              </w:rPr>
+              <w:t>:</w:t>
+            </w:r>
+          </w:p>
+          <w:p>
+            <w:pPr>
+              <w:tabs>
+                <w:tab w:val="left" w:pos="9214"/>
+              </w:tabs>
+            </w:pPr>
+            <w:r>
+              <w:rPr>
+                <w:u w:val="single"/>
+                <w:lang w:val="pt-BR"/>
+              </w:rPr>
+              <w:t>Ht(%):</w:t>
+            </w:r>
+            <w:r>
+              <w:t>___</w:t>
+            </w:r>
+          </w:p>
+          <w:p>
+            <w:r>
+              <w:rPr>
+                <w:lang w:val="pt-BR"/>
+              </w:rPr>
+              <w:t>Data:____/____/___</w:t>
+            </w:r>
+          </w:p>
+        </w:tc>
+      </w:tr>
+    </w:tbl>
+    <w:p>
+      <w:pPr>
+        <w:tabs>
+          <w:tab w:val="left" w:pos="9214"/>
+        </w:tabs>
+        <w:rPr>
+          <w:lang w:val="pt-BR"/>
+        </w:rPr>
+      </w:pPr>
+      <w:r>
+        <w:rPr>
+          <w:lang w:val="pt-BR"/>
+        </w:rPr>
+        <w:t xml:space="preserve">                                                                                               </w:t>
+      </w:r>
+    </w:p>
+    <w:p>
+      <w:pPr>
+        <w:rPr>
+          <w:sz w:val="20"/>
+          <w:lang w:val="pt-BR" w:eastAsia="pt-BR"/>
+        </w:rPr>
+      </w:pPr>
     </w:p>
     <w:p>
       <w:pPr>
@@ -1480,351 +1708,129 @@
       </w:pPr>
       <w:r>
         <w:rPr>
-          <w:u w:val="single"/>
-          <w:lang w:val="pt-BR"/>
-        </w:rPr>
-        <w:t>VDRL</w:t>
-      </w:r>
-      <w:r>
-        <w:rPr>
-          <w:lang w:val="pt-BR"/>
-        </w:rPr>
-        <w:tab/>
-      </w:r>
-      <w:r>
-        <w:rPr>
-          <w:lang w:val="pt-BR"/>
-        </w:rPr>
-        <w:tab/>
-      </w:r>
-      <w:r>
-        <w:rPr>
-          <w:lang w:val="pt-BR"/>
-        </w:rPr>
-        <w:tab/>
-      </w:r>
-      <w:proofErr w:type="spellStart"/>
-      <w:r>
-        <w:rPr>
-          <w:u w:val="single"/>
-          <w:lang w:val="pt-BR"/>
-        </w:rPr>
-        <w:t>HbsAg</w:t>
-      </w:r>
-      <w:proofErr w:type="spellEnd"/>
-      <w:r>
-        <w:rPr>
-          <w:lang w:val="pt-BR"/>
-        </w:rPr>
-        <w:t xml:space="preserve"> </w:t>
-      </w:r>
-      <w:r>
-        <w:rPr>
-          <w:lang w:val="pt-BR"/>
-        </w:rPr>
-        <w:tab/>
-      </w:r>
-      <w:r>
-        <w:rPr>
-          <w:lang w:val="pt-BR"/>
-        </w:rPr>
-        <w:tab/>
-      </w:r>
-      <w:proofErr w:type="spellStart"/>
-      <w:r>
-        <w:rPr>
-          <w:u w:val="single"/>
-          <w:lang w:val="pt-BR"/>
-        </w:rPr>
-        <w:t>FTAabs</w:t>
-      </w:r>
-      <w:proofErr w:type="spellEnd"/>
-      <w:r>
-        <w:rPr>
-          <w:lang w:val="pt-BR"/>
-        </w:rPr>
-        <w:t xml:space="preserve"> </w:t>
-      </w:r>
-      <w:r>
-        <w:rPr>
-          <w:lang w:val="pt-BR"/>
-        </w:rPr>
-        <w:tab/>
-      </w:r>
-      <w:r>
-        <w:rPr>
-          <w:lang w:val="pt-BR"/>
-        </w:rPr>
-        <w:tab/>
-      </w:r>
-      <w:r>
-        <w:rPr>
-          <w:u w:val="single"/>
-          <w:lang w:val="pt-BR"/>
-        </w:rPr>
-        <w:t>HIV</w:t>
-      </w:r>
-      <w:r>
-        <w:rPr>
-          <w:lang w:val="pt-BR"/>
-        </w:rPr>
-        <w:tab/>
-      </w:r>
-      <w:r>
-        <w:rPr>
-          <w:lang w:val="pt-BR"/>
-        </w:rPr>
-        <w:tab/>
-      </w:r>
-      <w:r>
-        <w:rPr>
-          <w:lang w:val="pt-BR"/>
-        </w:rPr>
-        <w:tab/>
-      </w:r>
-      <w:proofErr w:type="spellStart"/>
-      <w:proofErr w:type="gramStart"/>
-      <w:r>
-        <w:rPr>
-          <w:u w:val="single"/>
-          <w:lang w:val="pt-BR"/>
-        </w:rPr>
-        <w:t>Hb</w:t>
-      </w:r>
-      <w:proofErr w:type="spellEnd"/>
-      <w:r>
-        <w:rPr>
-          <w:u w:val="single"/>
-          <w:lang w:val="pt-BR"/>
-        </w:rPr>
-        <w:t>(</w:t>
-      </w:r>
-      <w:proofErr w:type="gramEnd"/>
-      <w:r>
-        <w:rPr>
-          <w:u w:val="single"/>
-          <w:lang w:val="pt-BR"/>
-        </w:rPr>
-        <w:t>%)</w:t>
-      </w:r>
-      <w:r>
-        <w:rPr>
-          <w:u w:val="single"/>
-        </w:rPr>
-        <w:t>:</w:t>
-      </w:r>
-      <w:r>
-        <w:t>__________</w:t>
-      </w:r>
-    </w:p>
-    <w:p>
-      <w:pPr>
-        <w:rPr>
-          <w:lang w:val="pt-BR"/>
-        </w:rPr>
-      </w:pPr>
-      <w:proofErr w:type="gramStart"/>
-      <w:r>
-        <w:rPr>
-          <w:lang w:val="pt-BR"/>
-        </w:rPr>
-        <w:t xml:space="preserve">(  </w:t>
-      </w:r>
-      <w:proofErr w:type="gramEnd"/>
-      <w:r>
-        <w:rPr>
-          <w:lang w:val="pt-BR"/>
-        </w:rPr>
-        <w:t xml:space="preserve"> ) Reagente</w:t>
-      </w:r>
-      <w:r>
-        <w:rPr>
-          <w:lang w:val="pt-BR"/>
-        </w:rPr>
-        <w:tab/>
-        <w:t xml:space="preserve">         </w:t>
-      </w:r>
-      <w:proofErr w:type="gramStart"/>
-      <w:r>
-        <w:rPr>
-          <w:lang w:val="pt-BR"/>
-        </w:rPr>
-        <w:t xml:space="preserve">   (</w:t>
-      </w:r>
-      <w:proofErr w:type="gramEnd"/>
-      <w:r>
-        <w:rPr>
-          <w:lang w:val="pt-BR"/>
-        </w:rPr>
-        <w:t xml:space="preserve"> </w:t>
-      </w:r>
-      <w:proofErr w:type="gramStart"/>
-      <w:r>
-        <w:rPr>
-          <w:lang w:val="pt-BR"/>
-        </w:rPr>
-        <w:t xml:space="preserve">  )</w:t>
-      </w:r>
-      <w:proofErr w:type="gramEnd"/>
-      <w:r>
-        <w:rPr>
-          <w:lang w:val="pt-BR"/>
-        </w:rPr>
-        <w:t xml:space="preserve"> Reagente</w:t>
-      </w:r>
-      <w:r>
-        <w:rPr>
-          <w:lang w:val="pt-BR"/>
-        </w:rPr>
-        <w:tab/>
-        <w:t xml:space="preserve">         </w:t>
-      </w:r>
-      <w:proofErr w:type="gramStart"/>
-      <w:r>
-        <w:rPr>
-          <w:lang w:val="pt-BR"/>
-        </w:rPr>
-        <w:t xml:space="preserve">   (</w:t>
-      </w:r>
-      <w:proofErr w:type="gramEnd"/>
-      <w:r>
-        <w:rPr>
-          <w:lang w:val="pt-BR"/>
-        </w:rPr>
-        <w:t xml:space="preserve"> </w:t>
-      </w:r>
-      <w:proofErr w:type="gramStart"/>
-      <w:r>
-        <w:rPr>
-          <w:lang w:val="pt-BR"/>
-        </w:rPr>
-        <w:t xml:space="preserve">  )</w:t>
-      </w:r>
-      <w:proofErr w:type="gramEnd"/>
-      <w:r>
-        <w:rPr>
-          <w:lang w:val="pt-BR"/>
-        </w:rPr>
-        <w:t xml:space="preserve"> Reagente</w:t>
-      </w:r>
-      <w:r>
-        <w:rPr>
-          <w:lang w:val="pt-BR"/>
-        </w:rPr>
-        <w:tab/>
-      </w:r>
-      <w:proofErr w:type="gramStart"/>
-      <w:r>
-        <w:rPr>
-          <w:lang w:val="pt-BR"/>
-        </w:rPr>
-        <w:tab/>
-        <w:t xml:space="preserve">(  </w:t>
-      </w:r>
-      <w:proofErr w:type="gramEnd"/>
-      <w:r>
-        <w:rPr>
-          <w:lang w:val="pt-BR"/>
-        </w:rPr>
-        <w:t xml:space="preserve"> ) Reagente</w:t>
-      </w:r>
-    </w:p>
-    <w:p>
-      <w:proofErr w:type="gramStart"/>
-      <w:r>
-        <w:rPr>
-          <w:lang w:val="pt-BR"/>
-        </w:rPr>
-        <w:t xml:space="preserve">(  </w:t>
-      </w:r>
-      <w:proofErr w:type="gramEnd"/>
-      <w:r>
-        <w:rPr>
-          <w:lang w:val="pt-BR"/>
-        </w:rPr>
-        <w:t xml:space="preserve"> ) Não Reagente</w:t>
-      </w:r>
-      <w:proofErr w:type="gramStart"/>
-      <w:r>
-        <w:rPr>
-          <w:lang w:val="pt-BR"/>
-        </w:rPr>
-        <w:tab/>
-        <w:t xml:space="preserve">(  </w:t>
-      </w:r>
-      <w:proofErr w:type="gramEnd"/>
-      <w:r>
-        <w:rPr>
-          <w:lang w:val="pt-BR"/>
-        </w:rPr>
-        <w:t xml:space="preserve"> ) Não Reagente</w:t>
-      </w:r>
-      <w:proofErr w:type="gramStart"/>
-      <w:r>
-        <w:rPr>
-          <w:lang w:val="pt-BR"/>
-        </w:rPr>
-        <w:tab/>
-        <w:t xml:space="preserve">(  </w:t>
-      </w:r>
-      <w:proofErr w:type="gramEnd"/>
-      <w:r>
-        <w:rPr>
-          <w:lang w:val="pt-BR"/>
-        </w:rPr>
-        <w:t xml:space="preserve"> ) Não Reagente</w:t>
-      </w:r>
-      <w:proofErr w:type="gramStart"/>
-      <w:r>
-        <w:rPr>
-          <w:lang w:val="pt-BR"/>
-        </w:rPr>
-        <w:tab/>
-        <w:t xml:space="preserve">(  </w:t>
-      </w:r>
-      <w:proofErr w:type="gramEnd"/>
-      <w:r>
-        <w:rPr>
-          <w:lang w:val="pt-BR"/>
-        </w:rPr>
-        <w:t xml:space="preserve"> ) Não Reagente</w:t>
-      </w:r>
-      <w:r>
-        <w:rPr>
-          <w:lang w:val="pt-BR"/>
-        </w:rPr>
-        <w:tab/>
-      </w:r>
-      <w:proofErr w:type="spellStart"/>
-      <w:proofErr w:type="gramStart"/>
-      <w:r>
-        <w:rPr>
-          <w:u w:val="single"/>
-          <w:lang w:val="pt-BR"/>
-        </w:rPr>
-        <w:t>Ht</w:t>
-      </w:r>
-      <w:proofErr w:type="spellEnd"/>
-      <w:r>
-        <w:rPr>
-          <w:u w:val="single"/>
-          <w:lang w:val="pt-BR"/>
-        </w:rPr>
-        <w:t>(</w:t>
-      </w:r>
-      <w:proofErr w:type="gramEnd"/>
-      <w:r>
-        <w:rPr>
-          <w:u w:val="single"/>
-          <w:lang w:val="pt-BR"/>
-        </w:rPr>
-        <w:t>%):___________</w:t>
+          <w:lang w:val="pt-BR"/>
+        </w:rPr>
+        <w:lastRenderedPageBreak/>
+        <w:tab/>
+      </w:r>
+      <w:r>
+        <w:rPr>
+          <w:lang w:val="pt-BR"/>
+        </w:rPr>
+        <w:tab/>
+      </w:r>
+      <w:r>
+        <w:rPr>
+          <w:lang w:val="pt-BR"/>
+        </w:rPr>
+        <w:tab/>
+      </w:r>
+      <w:r>
+        <w:rPr>
+          <w:lang w:val="pt-BR"/>
+        </w:rPr>
+        <w:tab/>
+      </w:r>
+      <w:r>
+        <w:rPr>
+          <w:lang w:val="pt-BR"/>
+        </w:rPr>
+        <w:tab/>
+      </w:r>
+      <w:r>
+        <w:rPr>
+          <w:lang w:val="pt-BR"/>
+        </w:rPr>
+        <w:tab/>
+      </w:r>
+      <w:r>
+        <w:rPr>
+          <w:lang w:val="pt-BR"/>
+        </w:rPr>
+        <w:tab/>
+      </w:r>
+      <w:r>
+        <w:rPr>
+          <w:lang w:val="pt-BR"/>
+        </w:rPr>
+        <w:tab/>
+      </w:r>
+      <w:r>
+        <w:rPr>
+          <w:lang w:val="pt-BR"/>
+        </w:rPr>
+        <w:tab/>
+      </w:r>
+      <w:r>
+        <w:rPr>
+          <w:lang w:val="pt-BR"/>
+        </w:rPr>
+        <w:tab/>
+      </w:r>
+    </w:p>
+    <w:p>
+      <w:pPr>
+        <w:rPr>
+          <w:lang w:val="pt-BR"/>
+        </w:rPr>
+      </w:pPr>
+      <w:r>
+        <w:rPr>
+          <w:lang w:val="pt-BR"/>
+        </w:rPr>
+        <w:tab/>
+        <w:t xml:space="preserve">            </w:t>
+      </w:r>
+      <w:r>
+        <w:rPr>
+          <w:lang w:val="pt-BR"/>
+        </w:rPr>
+        <w:tab/>
+        <w:t xml:space="preserve">            </w:t>
+      </w:r>
+      <w:r>
+        <w:rPr>
+          <w:lang w:val="pt-BR"/>
+        </w:rPr>
+        <w:tab/>
+      </w:r>
+      <w:r>
+        <w:rPr>
+          <w:lang w:val="pt-BR"/>
+        </w:rPr>
+        <w:tab/>
+      </w:r>
+    </w:p>
+    <w:p>
+      <w:r>
+        <w:rPr>
+          <w:lang w:val="pt-BR"/>
+        </w:rPr>
+        <w:tab/>
+      </w:r>
+      <w:r>
+        <w:rPr>
+          <w:lang w:val="pt-BR"/>
+        </w:rPr>
+        <w:tab/>
+      </w:r>
+      <w:r>
+        <w:rPr>
+          <w:lang w:val="pt-BR"/>
+        </w:rPr>
+        <w:tab/>
+      </w:r>
+      <w:r>
+        <w:rPr>
+          <w:lang w:val="pt-BR"/>
+        </w:rPr>
+        <w:tab/>
       </w:r>
     </w:p>
     <w:p>
       <w:r>
         <w:pict w14:anchorId="5B719A85">
-          <v:shape id="_x0000_s1039" type="#_x0000_t202" style="position:absolute;margin-left:-5.25pt;margin-top:25pt;width:194.2pt;height:17.95pt;z-index:14;mso-wrap-distance-left:9.05pt;mso-wrap-distance-right:9.05pt" o:allowincell="f" stroked="f">
+          <v:shape id="_x0000_s1039" type="#_x0000_t202" style="position:absolute;margin-left:-5.25pt;margin-top:25pt;width:194.2pt;height:17.95pt;z-index:3;mso-wrap-distance-left:9.05pt;mso-wrap-distance-right:9.05pt" o:allowincell="f" stroked="f">
             <v:fill color2="black"/>
             <v:textbox inset="7.25pt,3.65pt,7.25pt,3.65pt">
               <w:txbxContent>
@@ -1836,27 +1842,7 @@
                       <w:sz w:val="20"/>
                       <w:lang w:val="pt-BR"/>
                     </w:rPr>
-                    <w:t xml:space="preserve">Transfusão </w:t>
-                  </w:r>
-                  <w:proofErr w:type="spellStart"/>
-                  <w:r>
-                    <w:rPr>
-                      <w:b/>
-                      <w:bCs/>
-                      <w:sz w:val="20"/>
-                      <w:lang w:val="pt-BR"/>
-                    </w:rPr>
-                    <w:t>sangüínea</w:t>
-                  </w:r>
-                  <w:proofErr w:type="spellEnd"/>
-                  <w:r>
-                    <w:rPr>
-                      <w:b/>
-                      <w:bCs/>
-                      <w:sz w:val="20"/>
-                      <w:lang w:val="pt-BR"/>
-                    </w:rPr>
-                    <w:t xml:space="preserve"> nos últimos 5 anos?</w:t>
+                    <w:t>Transfusão sangüínea nos últimos 5 anos?</w:t>
                   </w:r>
                 </w:p>
               </w:txbxContent>
@@ -1864,64 +1850,24 @@
           </v:shape>
         </w:pict>
       </w:r>
-      <w:proofErr w:type="gramStart"/>
-      <w:r>
-        <w:rPr>
-          <w:lang w:val="pt-BR"/>
-        </w:rPr>
-        <w:t xml:space="preserve">(  </w:t>
-      </w:r>
-      <w:proofErr w:type="gramEnd"/>
-      <w:r>
-        <w:rPr>
-          <w:lang w:val="pt-BR"/>
-        </w:rPr>
-        <w:t xml:space="preserve"> ) Não Disponível</w:t>
-      </w:r>
-      <w:proofErr w:type="gramStart"/>
-      <w:r>
-        <w:rPr>
-          <w:lang w:val="pt-BR"/>
-        </w:rPr>
-        <w:tab/>
-        <w:t xml:space="preserve">(  </w:t>
-      </w:r>
-      <w:proofErr w:type="gramEnd"/>
-      <w:r>
-        <w:rPr>
-          <w:lang w:val="pt-BR"/>
-        </w:rPr>
-        <w:t xml:space="preserve"> ) Não Disponível</w:t>
-      </w:r>
-      <w:proofErr w:type="gramStart"/>
-      <w:r>
-        <w:rPr>
-          <w:lang w:val="pt-BR"/>
-        </w:rPr>
-        <w:tab/>
-        <w:t xml:space="preserve">(  </w:t>
-      </w:r>
-      <w:proofErr w:type="gramEnd"/>
-      <w:r>
-        <w:rPr>
-          <w:lang w:val="pt-BR"/>
-        </w:rPr>
-        <w:t xml:space="preserve"> ) Não Disponível</w:t>
-      </w:r>
-      <w:proofErr w:type="gramStart"/>
-      <w:r>
-        <w:rPr>
-          <w:lang w:val="pt-BR"/>
-        </w:rPr>
-        <w:tab/>
-        <w:t xml:space="preserve">(  </w:t>
-      </w:r>
-      <w:proofErr w:type="gramEnd"/>
-      <w:r>
-        <w:rPr>
-          <w:lang w:val="pt-BR"/>
-        </w:rPr>
-        <w:t xml:space="preserve"> ) Não Disponível    Data:____/____/___</w:t>
+      <w:r>
+        <w:rPr>
+          <w:lang w:val="pt-BR"/>
+        </w:rPr>
+        <w:tab/>
+      </w:r>
+      <w:r>
+        <w:rPr>
+          <w:lang w:val="pt-BR"/>
+        </w:rPr>
+        <w:tab/>
+      </w:r>
+      <w:r>
+        <w:rPr>
+          <w:lang w:val="pt-BR"/>
+        </w:rPr>
+        <w:tab/>
+        <w:t xml:space="preserve"> </w:t>
       </w:r>
     </w:p>
     <w:p>
@@ -1933,7 +1879,7 @@
       </w:pPr>
       <w:r>
         <w:pict w14:anchorId="3041B9A2">
-          <v:shape id="_x0000_s1041" type="#_x0000_t202" style="position:absolute;margin-left:227.25pt;margin-top:11.2pt;width:194.2pt;height:17.95pt;z-index:16;mso-wrap-distance-left:9.05pt;mso-wrap-distance-right:9.05pt" o:allowincell="f" stroked="f">
+          <v:shape id="_x0000_s1041" type="#_x0000_t202" style="position:absolute;margin-left:227.25pt;margin-top:11.2pt;width:194.2pt;height:17.95pt;z-index:5;mso-wrap-distance-left:9.05pt;mso-wrap-distance-right:9.05pt" o:allowincell="f" stroked="f">
             <v:fill color2="black"/>
             <v:textbox inset="7.25pt,3.65pt,7.25pt,3.65pt">
               <w:txbxContent>
@@ -1945,27 +1891,7 @@
                       <w:sz w:val="20"/>
                       <w:lang w:val="pt-BR"/>
                     </w:rPr>
-                    <w:t xml:space="preserve">Intercorrências na </w:t>
-                  </w:r>
-                  <w:proofErr w:type="gramStart"/>
-                  <w:r>
-                    <w:rPr>
-                      <w:b/>
-                      <w:bCs/>
-                      <w:sz w:val="20"/>
-                      <w:lang w:val="pt-BR"/>
-                    </w:rPr>
-                    <w:t>Gestação(</w:t>
-                  </w:r>
-                  <w:proofErr w:type="gramEnd"/>
-                  <w:r>
-                    <w:rPr>
-                      <w:b/>
-                      <w:bCs/>
-                      <w:sz w:val="20"/>
-                      <w:lang w:val="pt-BR"/>
-                    </w:rPr>
-                    <w:t>CID – 10):</w:t>
+                    <w:t>Intercorrências na Gestação(CID – 10):</w:t>
                   </w:r>
                 </w:p>
               </w:txbxContent>
@@ -1983,12 +1909,12 @@
       </w:pPr>
       <w:r>
         <w:pict w14:anchorId="647B431B">
-          <v:rect id="_x0000_s1038" style="position:absolute;margin-left:-9pt;margin-top:9.4pt;width:225pt;height:53.9pt;z-index:13;mso-wrap-style:none;v-text-anchor:middle" o:allowincell="f" filled="f" strokeweight=".26mm"/>
+          <v:rect id="_x0000_s1038" style="position:absolute;margin-left:-9pt;margin-top:9.4pt;width:225pt;height:53.9pt;z-index:2;mso-wrap-style:none;v-text-anchor:middle" o:allowincell="f" filled="f" strokeweight=".26mm"/>
         </w:pict>
       </w:r>
       <w:r>
         <w:pict w14:anchorId="67CA590B">
-          <v:rect id="_x0000_s1040" style="position:absolute;margin-left:223.5pt;margin-top:9.4pt;width:316.5pt;height:53.9pt;z-index:15;mso-wrap-style:none;v-text-anchor:middle" o:allowincell="f" filled="f" strokeweight=".26mm"/>
+          <v:rect id="_x0000_s1040" style="position:absolute;margin-left:223.5pt;margin-top:9.4pt;width:316.5pt;height:53.9pt;z-index:4;mso-wrap-style:none;v-text-anchor:middle" o:allowincell="f" filled="f" strokeweight=".26mm"/>
         </w:pict>
       </w:r>
     </w:p>
@@ -2012,12 +1938,6 @@
           <w:lang w:val="pt-BR"/>
         </w:rPr>
         <w:tab/>
-      </w:r>
-      <w:proofErr w:type="gramStart"/>
-      <w:r>
-        <w:rPr>
-          <w:lang w:val="pt-BR"/>
-        </w:rPr>
         <w:t>(    )Sim</w:t>
       </w:r>
       <w:r>
@@ -2025,14 +1945,7 @@
           <w:lang w:val="pt-BR"/>
         </w:rPr>
         <w:tab/>
-        <w:t>(    )</w:t>
-      </w:r>
-      <w:proofErr w:type="gramEnd"/>
-      <w:r>
-        <w:rPr>
-          <w:lang w:val="pt-BR"/>
-        </w:rPr>
-        <w:t xml:space="preserve"> Não</w:t>
+        <w:t>(    ) Não</w:t>
       </w:r>
       <w:r>
         <w:rPr>
@@ -2140,35 +2053,7 @@
         <w:rPr>
           <w:lang w:val="pt-BR"/>
         </w:rPr>
-        <w:t xml:space="preserve">Tabagismo?   </w:t>
-      </w:r>
-      <w:proofErr w:type="gramStart"/>
-      <w:r>
-        <w:rPr>
-          <w:lang w:val="pt-BR"/>
-        </w:rPr>
-        <w:t>(    )</w:t>
-      </w:r>
-      <w:proofErr w:type="gramEnd"/>
-      <w:r>
-        <w:rPr>
-          <w:lang w:val="pt-BR"/>
-        </w:rPr>
-        <w:t xml:space="preserve"> Sim. Quantos? _____ </w:t>
-      </w:r>
-      <w:proofErr w:type="gramStart"/>
-      <w:r>
-        <w:rPr>
-          <w:lang w:val="pt-BR"/>
-        </w:rPr>
-        <w:t>(    )</w:t>
-      </w:r>
-      <w:proofErr w:type="gramEnd"/>
-      <w:r>
-        <w:rPr>
-          <w:lang w:val="pt-BR"/>
-        </w:rPr>
-        <w:t xml:space="preserve"> Não</w:t>
+        <w:t>Tabagismo?   (    ) Sim. Quantos? _____ (    ) Não</w:t>
       </w:r>
       <w:r>
         <w:rPr>
@@ -2194,49 +2079,7 @@
           <w:lang w:val="pt-BR"/>
         </w:rPr>
         <w:tab/>
-        <w:t xml:space="preserve">Etilismo? </w:t>
-      </w:r>
-      <w:proofErr w:type="gramStart"/>
-      <w:r>
-        <w:rPr>
-          <w:lang w:val="pt-BR"/>
-        </w:rPr>
-        <w:t>(    )</w:t>
-      </w:r>
-      <w:proofErr w:type="gramEnd"/>
-      <w:r>
-        <w:rPr>
-          <w:lang w:val="pt-BR"/>
-        </w:rPr>
-        <w:t xml:space="preserve"> Sim   </w:t>
-      </w:r>
-      <w:proofErr w:type="gramStart"/>
-      <w:r>
-        <w:rPr>
-          <w:lang w:val="pt-BR"/>
-        </w:rPr>
-        <w:t xml:space="preserve">   (</w:t>
-      </w:r>
-      <w:proofErr w:type="gramEnd"/>
-      <w:r>
-        <w:rPr>
-          <w:lang w:val="pt-BR"/>
-        </w:rPr>
-        <w:t xml:space="preserve">  </w:t>
-      </w:r>
-      <w:proofErr w:type="gramStart"/>
-      <w:r>
-        <w:rPr>
-          <w:lang w:val="pt-BR"/>
-        </w:rPr>
-        <w:t xml:space="preserve">  )</w:t>
-      </w:r>
-      <w:proofErr w:type="gramEnd"/>
-      <w:r>
-        <w:rPr>
-          <w:lang w:val="pt-BR"/>
-        </w:rPr>
-        <w:t xml:space="preserve"> Não</w:t>
+        <w:t>Etilismo? (    ) Sim      (    ) Não</w:t>
       </w:r>
     </w:p>
     <w:p>
@@ -2248,7 +2091,7 @@
       </w:pPr>
       <w:r>
         <w:pict w14:anchorId="58C6ECF6">
-          <v:shape id="_x0000_s1043" type="#_x0000_t202" style="position:absolute;margin-left:-6.75pt;margin-top:-.35pt;width:105.7pt;height:17.95pt;z-index:18;mso-wrap-distance-left:9.05pt;mso-wrap-distance-right:9.05pt" o:allowincell="f" stroked="f">
+          <v:shape id="_x0000_s1043" type="#_x0000_t202" style="position:absolute;margin-left:-6.75pt;margin-top:-.35pt;width:105.7pt;height:17.95pt;z-index:7;mso-wrap-distance-left:9.05pt;mso-wrap-distance-right:9.05pt" o:allowincell="f" stroked="f">
             <v:fill color2="black"/>
             <v:textbox inset="7.25pt,3.65pt,7.25pt,3.65pt">
               <w:txbxContent>
@@ -2280,12 +2123,12 @@
       </w:pPr>
       <w:r>
         <w:pict w14:anchorId="627D7DC5">
-          <v:rect id="_x0000_s1042" style="position:absolute;margin-left:-10.5pt;margin-top:3.6pt;width:550.5pt;height:59.45pt;z-index:17;mso-wrap-style:none;v-text-anchor:middle" o:allowincell="f" filled="f" strokeweight=".26mm"/>
+          <v:rect id="_x0000_s1042" style="position:absolute;margin-left:-10.5pt;margin-top:3.6pt;width:550.5pt;height:59.45pt;z-index:6;mso-wrap-style:none;v-text-anchor:middle" o:allowincell="f" filled="f" strokeweight=".26mm"/>
         </w:pict>
       </w:r>
       <w:r>
         <w:pict w14:anchorId="034ED7B2">
-          <v:line id="_x0000_s1044" style="position:absolute;z-index:19" from="117pt,4.55pt" to="117pt,63.05pt" o:allowincell="f" strokeweight=".26mm">
+          <v:line id="_x0000_s1044" style="position:absolute;z-index:8" from="117pt,4.55pt" to="117pt,63.05pt" o:allowincell="f" strokeweight=".26mm">
             <v:stroke joinstyle="miter"/>
           </v:line>
         </w:pict>
@@ -2298,19 +2141,11 @@
           <w:lang w:val="pt-BR"/>
         </w:rPr>
       </w:pPr>
-      <w:proofErr w:type="gramStart"/>
-      <w:r>
-        <w:rPr>
-          <w:lang w:val="pt-BR"/>
-        </w:rPr>
-        <w:t xml:space="preserve">(  </w:t>
-      </w:r>
-      <w:proofErr w:type="gramEnd"/>
-      <w:r>
-        <w:rPr>
-          <w:lang w:val="pt-BR"/>
-        </w:rPr>
-        <w:t xml:space="preserve"> ) Medicamentos          </w:t>
+      <w:r>
+        <w:rPr>
+          <w:lang w:val="pt-BR"/>
+        </w:rPr>
+        <w:t xml:space="preserve">(   ) Medicamentos          </w:t>
       </w:r>
       <w:r>
         <w:rPr>
@@ -2337,19 +2172,11 @@
           <w:lang w:val="pt-BR"/>
         </w:rPr>
       </w:pPr>
-      <w:proofErr w:type="gramStart"/>
-      <w:r>
-        <w:rPr>
-          <w:lang w:val="pt-BR"/>
-        </w:rPr>
-        <w:t xml:space="preserve">(  </w:t>
-      </w:r>
-      <w:proofErr w:type="gramEnd"/>
-      <w:r>
-        <w:rPr>
-          <w:lang w:val="pt-BR"/>
-        </w:rPr>
-        <w:t xml:space="preserve"> ) Abuso</w:t>
+      <w:r>
+        <w:rPr>
+          <w:lang w:val="pt-BR"/>
+        </w:rPr>
+        <w:t>(   ) Abuso</w:t>
       </w:r>
     </w:p>
     <w:p>
@@ -2366,19 +2193,11 @@
           <w:lang w:val="pt-BR"/>
         </w:rPr>
       </w:pPr>
-      <w:proofErr w:type="gramStart"/>
-      <w:r>
-        <w:rPr>
-          <w:lang w:val="pt-BR"/>
-        </w:rPr>
-        <w:t xml:space="preserve">(  </w:t>
-      </w:r>
-      <w:proofErr w:type="gramEnd"/>
-      <w:r>
-        <w:rPr>
-          <w:lang w:val="pt-BR"/>
-        </w:rPr>
-        <w:t xml:space="preserve"> ) Nenhuma </w:t>
+      <w:r>
+        <w:rPr>
+          <w:lang w:val="pt-BR"/>
+        </w:rPr>
+        <w:t xml:space="preserve">(   ) Nenhuma </w:t>
       </w:r>
     </w:p>
     <w:p>
@@ -2459,63 +2278,7 @@
         <w:rPr>
           <w:lang w:val="pt-BR"/>
         </w:rPr>
-        <w:t xml:space="preserve">    </w:t>
-      </w:r>
-      <w:proofErr w:type="gramStart"/>
-      <w:r>
-        <w:rPr>
-          <w:lang w:val="pt-BR"/>
-        </w:rPr>
-        <w:t xml:space="preserve">   (</w:t>
-      </w:r>
-      <w:proofErr w:type="gramEnd"/>
-      <w:r>
-        <w:rPr>
-          <w:lang w:val="pt-BR"/>
-        </w:rPr>
-        <w:t xml:space="preserve">  </w:t>
-      </w:r>
-      <w:proofErr w:type="gramStart"/>
-      <w:r>
-        <w:rPr>
-          <w:lang w:val="pt-BR"/>
-        </w:rPr>
-        <w:t xml:space="preserve">  )</w:t>
-      </w:r>
-      <w:proofErr w:type="gramEnd"/>
-      <w:r>
-        <w:rPr>
-          <w:lang w:val="pt-BR"/>
-        </w:rPr>
-        <w:t xml:space="preserve"> Sim   </w:t>
-      </w:r>
-      <w:proofErr w:type="gramStart"/>
-      <w:r>
-        <w:rPr>
-          <w:lang w:val="pt-BR"/>
-        </w:rPr>
-        <w:t xml:space="preserve">   (</w:t>
-      </w:r>
-      <w:proofErr w:type="gramEnd"/>
-      <w:r>
-        <w:rPr>
-          <w:lang w:val="pt-BR"/>
-        </w:rPr>
-        <w:t xml:space="preserve">  </w:t>
-      </w:r>
-      <w:proofErr w:type="gramStart"/>
-      <w:r>
-        <w:rPr>
-          <w:lang w:val="pt-BR"/>
-        </w:rPr>
-        <w:t xml:space="preserve">  )</w:t>
-      </w:r>
-      <w:proofErr w:type="gramEnd"/>
-      <w:r>
-        <w:rPr>
-          <w:lang w:val="pt-BR"/>
-        </w:rPr>
-        <w:t xml:space="preserve"> Não     </w:t>
+        <w:t xml:space="preserve">       (    ) Sim      (    ) Não     </w:t>
       </w:r>
     </w:p>
     <w:p>
@@ -3083,6 +2846,7 @@
         <w:rPr>
           <w:lang w:val="pt-BR"/>
         </w:rPr>
+        <w:lastRenderedPageBreak/>
         <w:t>_____________             ______________________________________________     _____________________</w:t>
       </w:r>
     </w:p>
@@ -3269,6 +3033,7 @@
     <w:lvl w:ilvl="0">
       <w:start w:val="1"/>
       <w:numFmt w:val="none"/>
+      <w:pStyle w:val="Ttulo1"/>
       <w:suff w:val="nothing"/>
       <w:lvlText w:val=""/>
       <w:lvlJc w:val="left"/>
@@ -3282,6 +3047,7 @@
     <w:lvl w:ilvl="1">
       <w:start w:val="1"/>
       <w:numFmt w:val="none"/>
+      <w:pStyle w:val="Ttulo2"/>
       <w:suff w:val="nothing"/>
       <w:lvlText w:val=""/>
       <w:lvlJc w:val="left"/>
@@ -3295,6 +3061,7 @@
     <w:lvl w:ilvl="2">
       <w:start w:val="1"/>
       <w:numFmt w:val="none"/>
+      <w:pStyle w:val="Ttulo3"/>
       <w:suff w:val="nothing"/>
       <w:lvlText w:val=""/>
       <w:lvlJc w:val="left"/>
